--- a/프로젝트 설계 자료/DB/Relation schemas.docx
+++ b/프로젝트 설계 자료/DB/Relation schemas.docx
@@ -20,9 +20,6 @@
           <w:ilvl w:val="0"/>
           <w:numId w:val="1"/>
         </w:numPr>
-        <w:rPr>
-          <w:rFonts w:hint="eastAsia"/>
-        </w:rPr>
       </w:pPr>
       <w:r>
         <w:rPr>
@@ -58,7 +55,6 @@
             <w:pPr>
               <w:jc w:val="center"/>
               <w:rPr>
-                <w:rFonts w:hint="eastAsia"/>
                 <w:b/>
                 <w:bCs/>
               </w:rPr>
@@ -82,7 +78,6 @@
             <w:pPr>
               <w:jc w:val="center"/>
               <w:rPr>
-                <w:rFonts w:hint="eastAsia"/>
                 <w:b/>
                 <w:bCs/>
               </w:rPr>
@@ -106,7 +101,6 @@
             <w:pPr>
               <w:jc w:val="center"/>
               <w:rPr>
-                <w:rFonts w:hint="eastAsia"/>
                 <w:b/>
                 <w:bCs/>
               </w:rPr>
@@ -128,11 +122,6 @@
             <w:tcW w:w="3031" w:type="dxa"/>
           </w:tcPr>
           <w:p>
-            <w:pPr>
-              <w:rPr>
-                <w:rFonts w:hint="eastAsia"/>
-              </w:rPr>
-            </w:pPr>
             <w:r>
               <w:rPr>
                 <w:rFonts w:hint="eastAsia"/>
@@ -146,11 +135,6 @@
             <w:tcW w:w="2954" w:type="dxa"/>
           </w:tcPr>
           <w:p>
-            <w:pPr>
-              <w:rPr>
-                <w:rFonts w:hint="eastAsia"/>
-              </w:rPr>
-            </w:pPr>
             <w:r>
               <w:rPr>
                 <w:rFonts w:hint="eastAsia"/>
@@ -175,6 +159,12 @@
               </w:rPr>
               <w:t>PK</w:t>
             </w:r>
+            <w:r>
+              <w:rPr>
+                <w:rFonts w:hint="eastAsia"/>
+              </w:rPr>
+              <w:t>, AUTO_INCREMENT</w:t>
+            </w:r>
           </w:p>
         </w:tc>
       </w:tr>
@@ -196,7 +186,13 @@
               <w:rPr>
                 <w:rFonts w:hint="eastAsia"/>
               </w:rPr>
-              <w:t>wner_email</w:t>
+              <w:t>wner_</w:t>
+            </w:r>
+            <w:r>
+              <w:rPr>
+                <w:rFonts w:hint="eastAsia"/>
+              </w:rPr>
+              <w:t>id</w:t>
             </w:r>
           </w:p>
         </w:tc>
@@ -211,13 +207,190 @@
               </w:rPr>
             </w:pPr>
             <w:r>
+              <w:rPr>
+                <w:rFonts w:hint="eastAsia"/>
+              </w:rPr>
+              <w:t>bigint</w:t>
+            </w:r>
+          </w:p>
+        </w:tc>
+        <w:tc>
+          <w:tcPr>
+            <w:tcW w:w="3031" w:type="dxa"/>
+          </w:tcPr>
+          <w:p>
+            <w:r>
+              <w:rPr>
+                <w:rFonts w:hint="eastAsia"/>
+              </w:rPr>
+              <w:t>FK(User</w:t>
+            </w:r>
+            <w:r>
+              <w:rPr>
+                <w:rFonts w:hint="eastAsia"/>
+              </w:rPr>
+              <w:t>s</w:t>
+            </w:r>
+            <w:r>
+              <w:rPr>
+                <w:rFonts w:hint="eastAsia"/>
+              </w:rPr>
+              <w:t>-</w:t>
+            </w:r>
+            <w:r>
+              <w:rPr>
+                <w:rFonts w:hint="eastAsia"/>
+              </w:rPr>
+              <w:t>id</w:t>
+            </w:r>
+            <w:r>
+              <w:rPr>
+                <w:rFonts w:hint="eastAsia"/>
+              </w:rPr>
+              <w:t>)</w:t>
+            </w:r>
+          </w:p>
+        </w:tc>
+      </w:tr>
+      <w:tr>
+        <w:tc>
+          <w:tcPr>
+            <w:tcW w:w="3031" w:type="dxa"/>
+          </w:tcPr>
+          <w:p>
+            <w:r>
+              <w:t>C</w:t>
+            </w:r>
+            <w:r>
+              <w:rPr>
+                <w:rFonts w:hint="eastAsia"/>
+              </w:rPr>
+              <w:t>olor_scheme</w:t>
+            </w:r>
+          </w:p>
+        </w:tc>
+        <w:tc>
+          <w:tcPr>
+            <w:tcW w:w="2954" w:type="dxa"/>
+          </w:tcPr>
+          <w:p>
+            <w:r>
+              <w:rPr>
+                <w:rFonts w:hint="eastAsia"/>
+              </w:rPr>
+              <w:t>bigint</w:t>
+            </w:r>
+          </w:p>
+        </w:tc>
+        <w:tc>
+          <w:tcPr>
+            <w:tcW w:w="3031" w:type="dxa"/>
+          </w:tcPr>
+          <w:p>
+            <w:r>
+              <w:rPr>
+                <w:rFonts w:hint="eastAsia"/>
+              </w:rPr>
+              <w:t>FK(Colors-scheme_number), not null</w:t>
+            </w:r>
+          </w:p>
+        </w:tc>
+      </w:tr>
+      <w:tr>
+        <w:tc>
+          <w:tcPr>
+            <w:tcW w:w="3031" w:type="dxa"/>
+          </w:tcPr>
+          <w:p>
+            <w:r>
+              <w:t>P</w:t>
+            </w:r>
+            <w:r>
+              <w:rPr>
+                <w:rFonts w:hint="eastAsia"/>
+              </w:rPr>
+              <w:t>hoto_id</w:t>
+            </w:r>
+          </w:p>
+        </w:tc>
+        <w:tc>
+          <w:tcPr>
+            <w:tcW w:w="2954" w:type="dxa"/>
+          </w:tcPr>
+          <w:p>
+            <w:r>
+              <w:t>B</w:t>
+            </w:r>
+            <w:r>
+              <w:rPr>
+                <w:rFonts w:hint="eastAsia"/>
+              </w:rPr>
+              <w:t>igint</w:t>
+            </w:r>
+          </w:p>
+        </w:tc>
+        <w:tc>
+          <w:tcPr>
+            <w:tcW w:w="3031" w:type="dxa"/>
+          </w:tcPr>
+          <w:p>
+            <w:r>
+              <w:rPr>
+                <w:rFonts w:hint="eastAsia"/>
+              </w:rPr>
+              <w:t xml:space="preserve">FK(resume_photos-id), </w:t>
+            </w:r>
+          </w:p>
+          <w:p>
+            <w:r>
+              <w:rPr>
+                <w:rFonts w:hint="eastAsia"/>
+              </w:rPr>
+              <w:t>not null</w:t>
+            </w:r>
+          </w:p>
+        </w:tc>
+      </w:tr>
+      <w:tr>
+        <w:tc>
+          <w:tcPr>
+            <w:tcW w:w="3031" w:type="dxa"/>
+          </w:tcPr>
+          <w:p>
+            <w:pPr>
+              <w:rPr>
+                <w:rFonts w:hint="eastAsia"/>
+              </w:rPr>
+            </w:pPr>
+            <w:r>
+              <w:t>D</w:t>
+            </w:r>
+            <w:r>
+              <w:rPr>
+                <w:rFonts w:hint="eastAsia"/>
+              </w:rPr>
+              <w:t>esired_position</w:t>
+            </w:r>
+          </w:p>
+        </w:tc>
+        <w:tc>
+          <w:tcPr>
+            <w:tcW w:w="2954" w:type="dxa"/>
+          </w:tcPr>
+          <w:p>
+            <w:pPr>
+              <w:rPr>
+                <w:rFonts w:hint="eastAsia"/>
+              </w:rPr>
+            </w:pPr>
+            <w:r>
               <w:t>V</w:t>
             </w:r>
             <w:r>
               <w:rPr>
                 <w:rFonts w:hint="eastAsia"/>
               </w:rPr>
-              <w:t>archar(255)</w:t>
+              <w:t>archar(500)</w:t>
             </w:r>
           </w:p>
         </w:tc>
@@ -231,12 +404,6 @@
                 <w:rFonts w:hint="eastAsia"/>
               </w:rPr>
             </w:pPr>
-            <w:r>
-              <w:rPr>
-                <w:rFonts w:hint="eastAsia"/>
-              </w:rPr>
-              <w:t>FK(User-username)</w:t>
-            </w:r>
           </w:p>
         </w:tc>
       </w:tr>
@@ -258,7 +425,7 @@
               <w:rPr>
                 <w:rFonts w:hint="eastAsia"/>
               </w:rPr>
-              <w:t>olor_scheme</w:t>
+              <w:t>reated_at</w:t>
             </w:r>
           </w:p>
         </w:tc>
@@ -273,10 +440,13 @@
               </w:rPr>
             </w:pPr>
             <w:r>
-              <w:rPr>
-                <w:rFonts w:hint="eastAsia"/>
-              </w:rPr>
-              <w:t>bigint</w:t>
+              <w:t>T</w:t>
+            </w:r>
+            <w:r>
+              <w:rPr>
+                <w:rFonts w:hint="eastAsia"/>
+              </w:rPr>
+              <w:t>imestamp</w:t>
             </w:r>
           </w:p>
         </w:tc>
@@ -290,12 +460,6 @@
                 <w:rFonts w:hint="eastAsia"/>
               </w:rPr>
             </w:pPr>
-            <w:r>
-              <w:rPr>
-                <w:rFonts w:hint="eastAsia"/>
-              </w:rPr>
-              <w:t>FK(Colors-scheme_number), not null</w:t>
-            </w:r>
           </w:p>
         </w:tc>
       </w:tr>
@@ -311,13 +475,13 @@
               </w:rPr>
             </w:pPr>
             <w:r>
-              <w:t>P</w:t>
-            </w:r>
-            <w:r>
-              <w:rPr>
-                <w:rFonts w:hint="eastAsia"/>
-              </w:rPr>
-              <w:t>hone_number</w:t>
+              <w:t>U</w:t>
+            </w:r>
+            <w:r>
+              <w:rPr>
+                <w:rFonts w:hint="eastAsia"/>
+              </w:rPr>
+              <w:t>pdated_at</w:t>
             </w:r>
           </w:p>
         </w:tc>
@@ -332,13 +496,13 @@
               </w:rPr>
             </w:pPr>
             <w:r>
-              <w:t>V</w:t>
-            </w:r>
-            <w:r>
-              <w:rPr>
-                <w:rFonts w:hint="eastAsia"/>
-              </w:rPr>
-              <w:t>archar(255)</w:t>
+              <w:t>T</w:t>
+            </w:r>
+            <w:r>
+              <w:rPr>
+                <w:rFonts w:hint="eastAsia"/>
+              </w:rPr>
+              <w:t>imestamp</w:t>
             </w:r>
           </w:p>
         </w:tc>
@@ -352,87 +516,224 @@
                 <w:rFonts w:hint="eastAsia"/>
               </w:rPr>
             </w:pPr>
-            <w:r>
-              <w:rPr>
-                <w:rFonts w:hint="eastAsia"/>
-              </w:rPr>
-              <w:t>Unique</w:t>
-            </w:r>
-          </w:p>
-        </w:tc>
-      </w:tr>
-      <w:tr>
-        <w:tc>
-          <w:tcPr>
-            <w:tcW w:w="3031" w:type="dxa"/>
-          </w:tcPr>
-          <w:p>
-            <w:pPr>
-              <w:rPr>
-                <w:rFonts w:hint="eastAsia"/>
-              </w:rPr>
-            </w:pPr>
-            <w:r>
-              <w:t>P</w:t>
-            </w:r>
-            <w:r>
-              <w:rPr>
-                <w:rFonts w:hint="eastAsia"/>
-              </w:rPr>
-              <w:t>hoto_id</w:t>
-            </w:r>
-          </w:p>
-        </w:tc>
-        <w:tc>
-          <w:tcPr>
-            <w:tcW w:w="2954" w:type="dxa"/>
-          </w:tcPr>
-          <w:p>
-            <w:pPr>
-              <w:rPr>
-                <w:rFonts w:hint="eastAsia"/>
-              </w:rPr>
-            </w:pPr>
-            <w:r>
-              <w:t>B</w:t>
-            </w:r>
-            <w:r>
-              <w:rPr>
-                <w:rFonts w:hint="eastAsia"/>
-              </w:rPr>
-              <w:t>igint</w:t>
-            </w:r>
-          </w:p>
-        </w:tc>
-        <w:tc>
-          <w:tcPr>
-            <w:tcW w:w="3031" w:type="dxa"/>
-          </w:tcPr>
-          <w:p>
-            <w:r>
-              <w:rPr>
-                <w:rFonts w:hint="eastAsia"/>
-              </w:rPr>
-              <w:t xml:space="preserve">FK(resume_photos-id), </w:t>
-            </w:r>
-          </w:p>
-          <w:p>
-            <w:pPr>
-              <w:rPr>
-                <w:rFonts w:hint="eastAsia"/>
-              </w:rPr>
-            </w:pPr>
-            <w:r>
-              <w:rPr>
-                <w:rFonts w:hint="eastAsia"/>
-              </w:rPr>
-              <w:t>not null</w:t>
-            </w:r>
           </w:p>
         </w:tc>
       </w:tr>
     </w:tbl>
     <w:p/>
+    <w:p>
+      <w:pPr>
+        <w:pStyle w:val="a6"/>
+        <w:numPr>
+          <w:ilvl w:val="0"/>
+          <w:numId w:val="1"/>
+        </w:numPr>
+      </w:pPr>
+      <w:r>
+        <w:t>R</w:t>
+      </w:r>
+      <w:r>
+        <w:rPr>
+          <w:rFonts w:hint="eastAsia"/>
+        </w:rPr>
+        <w:t>esume_photos</w:t>
+      </w:r>
+    </w:p>
+    <w:tbl>
+      <w:tblPr>
+        <w:tblStyle w:val="aa"/>
+        <w:tblW w:w="0" w:type="auto"/>
+        <w:tblLook w:val="04A0" w:firstRow="1" w:lastRow="0" w:firstColumn="1" w:lastColumn="0" w:noHBand="0" w:noVBand="1"/>
+      </w:tblPr>
+      <w:tblGrid>
+        <w:gridCol w:w="3031"/>
+        <w:gridCol w:w="2954"/>
+        <w:gridCol w:w="3031"/>
+      </w:tblGrid>
+      <w:tr>
+        <w:tc>
+          <w:tcPr>
+            <w:tcW w:w="3031" w:type="dxa"/>
+            <w:shd w:val="clear" w:color="auto" w:fill="DAE9F7" w:themeFill="text2" w:themeFillTint="1A"/>
+          </w:tcPr>
+          <w:p>
+            <w:pPr>
+              <w:jc w:val="center"/>
+              <w:rPr>
+                <w:b/>
+                <w:bCs/>
+              </w:rPr>
+            </w:pPr>
+            <w:r>
+              <w:rPr>
+                <w:rFonts w:hint="eastAsia"/>
+                <w:b/>
+                <w:bCs/>
+              </w:rPr>
+              <w:t>필드명</w:t>
+            </w:r>
+          </w:p>
+        </w:tc>
+        <w:tc>
+          <w:tcPr>
+            <w:tcW w:w="2954" w:type="dxa"/>
+            <w:shd w:val="clear" w:color="auto" w:fill="DAE9F7" w:themeFill="text2" w:themeFillTint="1A"/>
+          </w:tcPr>
+          <w:p>
+            <w:pPr>
+              <w:jc w:val="center"/>
+              <w:rPr>
+                <w:b/>
+                <w:bCs/>
+              </w:rPr>
+            </w:pPr>
+            <w:r>
+              <w:rPr>
+                <w:rFonts w:hint="eastAsia"/>
+                <w:b/>
+                <w:bCs/>
+              </w:rPr>
+              <w:t>타입</w:t>
+            </w:r>
+          </w:p>
+        </w:tc>
+        <w:tc>
+          <w:tcPr>
+            <w:tcW w:w="3031" w:type="dxa"/>
+            <w:shd w:val="clear" w:color="auto" w:fill="DAE9F7" w:themeFill="text2" w:themeFillTint="1A"/>
+          </w:tcPr>
+          <w:p>
+            <w:pPr>
+              <w:jc w:val="center"/>
+              <w:rPr>
+                <w:b/>
+                <w:bCs/>
+              </w:rPr>
+            </w:pPr>
+            <w:r>
+              <w:rPr>
+                <w:rFonts w:hint="eastAsia"/>
+                <w:b/>
+                <w:bCs/>
+              </w:rPr>
+              <w:t>제약조건</w:t>
+            </w:r>
+          </w:p>
+        </w:tc>
+      </w:tr>
+      <w:tr>
+        <w:tc>
+          <w:tcPr>
+            <w:tcW w:w="3031" w:type="dxa"/>
+          </w:tcPr>
+          <w:p>
+            <w:r>
+              <w:rPr>
+                <w:rFonts w:hint="eastAsia"/>
+              </w:rPr>
+              <w:t>ID</w:t>
+            </w:r>
+          </w:p>
+        </w:tc>
+        <w:tc>
+          <w:tcPr>
+            <w:tcW w:w="2954" w:type="dxa"/>
+          </w:tcPr>
+          <w:p>
+            <w:r>
+              <w:rPr>
+                <w:rFonts w:hint="eastAsia"/>
+              </w:rPr>
+              <w:t>bigint</w:t>
+            </w:r>
+          </w:p>
+        </w:tc>
+        <w:tc>
+          <w:tcPr>
+            <w:tcW w:w="3031" w:type="dxa"/>
+          </w:tcPr>
+          <w:p>
+            <w:pPr>
+              <w:rPr>
+                <w:rFonts w:hint="eastAsia"/>
+              </w:rPr>
+            </w:pPr>
+            <w:r>
+              <w:rPr>
+                <w:rFonts w:hint="eastAsia"/>
+              </w:rPr>
+              <w:t>PK, AUTO_INCREMENT</w:t>
+            </w:r>
+          </w:p>
+        </w:tc>
+      </w:tr>
+      <w:tr>
+        <w:tc>
+          <w:tcPr>
+            <w:tcW w:w="3031" w:type="dxa"/>
+          </w:tcPr>
+          <w:p>
+            <w:pPr>
+              <w:rPr>
+                <w:rFonts w:hint="eastAsia"/>
+              </w:rPr>
+            </w:pPr>
+            <w:r>
+              <w:rPr>
+                <w:rFonts w:hint="eastAsia"/>
+              </w:rPr>
+              <w:t>url</w:t>
+            </w:r>
+          </w:p>
+        </w:tc>
+        <w:tc>
+          <w:tcPr>
+            <w:tcW w:w="2954" w:type="dxa"/>
+          </w:tcPr>
+          <w:p>
+            <w:pPr>
+              <w:rPr>
+                <w:rFonts w:hint="eastAsia"/>
+              </w:rPr>
+            </w:pPr>
+            <w:r>
+              <w:t>V</w:t>
+            </w:r>
+            <w:r>
+              <w:rPr>
+                <w:rFonts w:hint="eastAsia"/>
+              </w:rPr>
+              <w:t>archar(500)</w:t>
+            </w:r>
+          </w:p>
+        </w:tc>
+        <w:tc>
+          <w:tcPr>
+            <w:tcW w:w="3031" w:type="dxa"/>
+          </w:tcPr>
+          <w:p>
+            <w:r>
+              <w:t>N</w:t>
+            </w:r>
+            <w:r>
+              <w:rPr>
+                <w:rFonts w:hint="eastAsia"/>
+              </w:rPr>
+              <w:t>ot null</w:t>
+            </w:r>
+          </w:p>
+        </w:tc>
+      </w:tr>
+    </w:tbl>
+    <w:p>
+      <w:pPr>
+        <w:pStyle w:val="a6"/>
+        <w:ind w:left="800"/>
+        <w:rPr>
+          <w:rFonts w:hint="eastAsia"/>
+        </w:rPr>
+      </w:pPr>
+    </w:p>
     <w:p>
       <w:pPr>
         <w:pStyle w:val="a6"/>
@@ -475,7 +776,6 @@
             <w:pPr>
               <w:jc w:val="center"/>
               <w:rPr>
-                <w:rFonts w:hint="eastAsia"/>
                 <w:b/>
                 <w:bCs/>
               </w:rPr>
@@ -499,7 +799,6 @@
             <w:pPr>
               <w:jc w:val="center"/>
               <w:rPr>
-                <w:rFonts w:hint="eastAsia"/>
                 <w:b/>
                 <w:bCs/>
               </w:rPr>
@@ -523,7 +822,6 @@
             <w:pPr>
               <w:jc w:val="center"/>
               <w:rPr>
-                <w:rFonts w:hint="eastAsia"/>
                 <w:b/>
                 <w:bCs/>
               </w:rPr>
@@ -545,11 +843,6 @@
             <w:tcW w:w="3005" w:type="dxa"/>
           </w:tcPr>
           <w:p>
-            <w:pPr>
-              <w:rPr>
-                <w:rFonts w:hint="eastAsia"/>
-              </w:rPr>
-            </w:pPr>
             <w:r>
               <w:t>R</w:t>
             </w:r>
@@ -566,11 +859,6 @@
             <w:tcW w:w="3005" w:type="dxa"/>
           </w:tcPr>
           <w:p>
-            <w:pPr>
-              <w:rPr>
-                <w:rFonts w:hint="eastAsia"/>
-              </w:rPr>
-            </w:pPr>
             <w:r>
               <w:t>B</w:t>
             </w:r>
@@ -587,31 +875,33 @@
             <w:tcW w:w="3006" w:type="dxa"/>
           </w:tcPr>
           <w:p>
-            <w:pPr>
-              <w:rPr>
-                <w:rFonts w:hint="eastAsia"/>
-              </w:rPr>
-            </w:pPr>
-            <w:r>
-              <w:rPr>
-                <w:rFonts w:hint="eastAsia"/>
-              </w:rPr>
-              <w:t>FK(Resume-ID), not null</w:t>
-            </w:r>
-          </w:p>
-        </w:tc>
-      </w:tr>
-      <w:tr>
-        <w:tc>
-          <w:tcPr>
-            <w:tcW w:w="3005" w:type="dxa"/>
-          </w:tcPr>
-          <w:p>
-            <w:pPr>
-              <w:rPr>
-                <w:rFonts w:hint="eastAsia"/>
-              </w:rPr>
-            </w:pPr>
+            <w:r>
+              <w:rPr>
+                <w:rFonts w:hint="eastAsia"/>
+              </w:rPr>
+              <w:t>FK(Resume</w:t>
+            </w:r>
+            <w:r>
+              <w:rPr>
+                <w:rFonts w:hint="eastAsia"/>
+              </w:rPr>
+              <w:t>s</w:t>
+            </w:r>
+            <w:r>
+              <w:rPr>
+                <w:rFonts w:hint="eastAsia"/>
+              </w:rPr>
+              <w:t>-ID), not null</w:t>
+            </w:r>
+          </w:p>
+        </w:tc>
+      </w:tr>
+      <w:tr>
+        <w:tc>
+          <w:tcPr>
+            <w:tcW w:w="3005" w:type="dxa"/>
+          </w:tcPr>
+          <w:p>
             <w:r>
               <w:rPr>
                 <w:rFonts w:hint="eastAsia"/>
@@ -625,11 +915,6 @@
             <w:tcW w:w="3005" w:type="dxa"/>
           </w:tcPr>
           <w:p>
-            <w:pPr>
-              <w:rPr>
-                <w:rFonts w:hint="eastAsia"/>
-              </w:rPr>
-            </w:pPr>
             <w:r>
               <w:rPr>
                 <w:rFonts w:hint="eastAsia"/>
@@ -654,20 +939,21 @@
               </w:rPr>
               <w:t>PK</w:t>
             </w:r>
-          </w:p>
-        </w:tc>
-      </w:tr>
-      <w:tr>
-        <w:tc>
-          <w:tcPr>
-            <w:tcW w:w="3005" w:type="dxa"/>
-          </w:tcPr>
-          <w:p>
-            <w:pPr>
-              <w:rPr>
-                <w:rFonts w:hint="eastAsia"/>
-              </w:rPr>
-            </w:pPr>
+            <w:r>
+              <w:rPr>
+                <w:rFonts w:hint="eastAsia"/>
+              </w:rPr>
+              <w:t>, AUTO_INCREMENT</w:t>
+            </w:r>
+          </w:p>
+        </w:tc>
+      </w:tr>
+      <w:tr>
+        <w:tc>
+          <w:tcPr>
+            <w:tcW w:w="3005" w:type="dxa"/>
+          </w:tcPr>
+          <w:p>
             <w:r>
               <w:t>T</w:t>
             </w:r>
@@ -690,23 +976,21 @@
               </w:rPr>
             </w:pPr>
             <w:r>
-              <w:rPr>
-                <w:rFonts w:hint="eastAsia"/>
-              </w:rPr>
-              <w:t>smallint</w:t>
-            </w:r>
-          </w:p>
-        </w:tc>
-        <w:tc>
-          <w:tcPr>
-            <w:tcW w:w="3006" w:type="dxa"/>
-          </w:tcPr>
-          <w:p>
-            <w:pPr>
-              <w:rPr>
-                <w:rFonts w:hint="eastAsia"/>
-              </w:rPr>
-            </w:pPr>
+              <w:t>I</w:t>
+            </w:r>
+            <w:r>
+              <w:rPr>
+                <w:rFonts w:hint="eastAsia"/>
+              </w:rPr>
+              <w:t>nteger</w:t>
+            </w:r>
+          </w:p>
+        </w:tc>
+        <w:tc>
+          <w:tcPr>
+            <w:tcW w:w="3006" w:type="dxa"/>
+          </w:tcPr>
+          <w:p>
             <w:r>
               <w:t>N</w:t>
             </w:r>
@@ -725,11 +1009,6 @@
             <w:tcW w:w="3005" w:type="dxa"/>
           </w:tcPr>
           <w:p>
-            <w:pPr>
-              <w:rPr>
-                <w:rFonts w:hint="eastAsia"/>
-              </w:rPr>
-            </w:pPr>
             <w:r>
               <w:t>I</w:t>
             </w:r>
@@ -746,11 +1025,6 @@
             <w:tcW w:w="3005" w:type="dxa"/>
           </w:tcPr>
           <w:p>
-            <w:pPr>
-              <w:rPr>
-                <w:rFonts w:hint="eastAsia"/>
-              </w:rPr>
-            </w:pPr>
             <w:r>
               <w:t>V</w:t>
             </w:r>
@@ -767,11 +1041,6 @@
             <w:tcW w:w="3006" w:type="dxa"/>
           </w:tcPr>
           <w:p>
-            <w:pPr>
-              <w:rPr>
-                <w:rFonts w:hint="eastAsia"/>
-              </w:rPr>
-            </w:pPr>
             <w:r>
               <w:t>N</w:t>
             </w:r>
@@ -804,18 +1073,19 @@
               </w:rPr>
               <w:t>epartment</w:t>
             </w:r>
-          </w:p>
-        </w:tc>
-        <w:tc>
-          <w:tcPr>
-            <w:tcW w:w="3005" w:type="dxa"/>
-          </w:tcPr>
-          <w:p>
-            <w:pPr>
-              <w:rPr>
-                <w:rFonts w:hint="eastAsia"/>
-              </w:rPr>
-            </w:pPr>
+            <w:r>
+              <w:rPr>
+                <w:rFonts w:hint="eastAsia"/>
+              </w:rPr>
+              <w:t>_name</w:t>
+            </w:r>
+          </w:p>
+        </w:tc>
+        <w:tc>
+          <w:tcPr>
+            <w:tcW w:w="3005" w:type="dxa"/>
+          </w:tcPr>
+          <w:p>
             <w:r>
               <w:rPr>
                 <w:rFonts w:hint="eastAsia"/>
@@ -829,11 +1099,6 @@
             <w:tcW w:w="3006" w:type="dxa"/>
           </w:tcPr>
           <w:p>
-            <w:pPr>
-              <w:rPr>
-                <w:rFonts w:hint="eastAsia"/>
-              </w:rPr>
-            </w:pPr>
             <w:r>
               <w:t>N</w:t>
             </w:r>
@@ -852,11 +1117,6 @@
             <w:tcW w:w="3005" w:type="dxa"/>
           </w:tcPr>
           <w:p>
-            <w:pPr>
-              <w:rPr>
-                <w:rFonts w:hint="eastAsia"/>
-              </w:rPr>
-            </w:pPr>
             <w:r>
               <w:rPr>
                 <w:rFonts w:hint="eastAsia"/>
@@ -870,11 +1130,6 @@
             <w:tcW w:w="3005" w:type="dxa"/>
           </w:tcPr>
           <w:p>
-            <w:pPr>
-              <w:rPr>
-                <w:rFonts w:hint="eastAsia"/>
-              </w:rPr>
-            </w:pPr>
             <w:r>
               <w:rPr>
                 <w:rFonts w:hint="eastAsia"/>
@@ -887,26 +1142,15 @@
           <w:tcPr>
             <w:tcW w:w="3006" w:type="dxa"/>
           </w:tcPr>
-          <w:p>
-            <w:pPr>
-              <w:rPr>
-                <w:rFonts w:hint="eastAsia"/>
-              </w:rPr>
-            </w:pPr>
-          </w:p>
-        </w:tc>
-      </w:tr>
-      <w:tr>
-        <w:tc>
-          <w:tcPr>
-            <w:tcW w:w="3005" w:type="dxa"/>
-          </w:tcPr>
-          <w:p>
-            <w:pPr>
-              <w:rPr>
-                <w:rFonts w:hint="eastAsia"/>
-              </w:rPr>
-            </w:pPr>
+          <w:p/>
+        </w:tc>
+      </w:tr>
+      <w:tr>
+        <w:tc>
+          <w:tcPr>
+            <w:tcW w:w="3005" w:type="dxa"/>
+          </w:tcPr>
+          <w:p>
             <w:r>
               <w:rPr>
                 <w:rFonts w:hint="eastAsia"/>
@@ -920,11 +1164,6 @@
             <w:tcW w:w="3005" w:type="dxa"/>
           </w:tcPr>
           <w:p>
-            <w:pPr>
-              <w:rPr>
-                <w:rFonts w:hint="eastAsia"/>
-              </w:rPr>
-            </w:pPr>
             <w:r>
               <w:t>D</w:t>
             </w:r>
@@ -932,34 +1171,29 @@
               <w:rPr>
                 <w:rFonts w:hint="eastAsia"/>
               </w:rPr>
-              <w:t>ecimal(5,2)</w:t>
-            </w:r>
-          </w:p>
-        </w:tc>
-        <w:tc>
-          <w:tcPr>
-            <w:tcW w:w="3006" w:type="dxa"/>
-          </w:tcPr>
-          <w:p>
-            <w:pPr>
-              <w:rPr>
-                <w:rFonts w:hint="eastAsia"/>
-              </w:rPr>
-            </w:pPr>
-          </w:p>
-        </w:tc>
-      </w:tr>
-      <w:tr>
-        <w:tc>
-          <w:tcPr>
-            <w:tcW w:w="3005" w:type="dxa"/>
-          </w:tcPr>
-          <w:p>
-            <w:pPr>
-              <w:rPr>
-                <w:rFonts w:hint="eastAsia"/>
-              </w:rPr>
-            </w:pPr>
+              <w:t>ouble</w:t>
+            </w:r>
+          </w:p>
+        </w:tc>
+        <w:tc>
+          <w:tcPr>
+            <w:tcW w:w="3006" w:type="dxa"/>
+          </w:tcPr>
+          <w:p>
+            <w:pPr>
+              <w:rPr>
+                <w:rFonts w:hint="eastAsia"/>
+              </w:rPr>
+            </w:pPr>
+          </w:p>
+        </w:tc>
+      </w:tr>
+      <w:tr>
+        <w:tc>
+          <w:tcPr>
+            <w:tcW w:w="3005" w:type="dxa"/>
+          </w:tcPr>
+          <w:p>
             <w:r>
               <w:t>M</w:t>
             </w:r>
@@ -982,27 +1216,21 @@
               </w:rPr>
             </w:pPr>
             <w:r>
-              <w:t>D</w:t>
-            </w:r>
-            <w:r>
-              <w:rPr>
-                <w:rFonts w:hint="eastAsia"/>
-              </w:rPr>
-              <w:t>ecimal(5,2)</w:t>
-            </w:r>
-          </w:p>
-        </w:tc>
-        <w:tc>
-          <w:tcPr>
-            <w:tcW w:w="3006" w:type="dxa"/>
-          </w:tcPr>
-          <w:p>
-            <w:pPr>
-              <w:rPr>
-                <w:rFonts w:hint="eastAsia"/>
-              </w:rPr>
-            </w:pPr>
-          </w:p>
+              <w:t>N</w:t>
+            </w:r>
+            <w:r>
+              <w:rPr>
+                <w:rFonts w:hint="eastAsia"/>
+              </w:rPr>
+              <w:t>ot null</w:t>
+            </w:r>
+          </w:p>
+        </w:tc>
+        <w:tc>
+          <w:tcPr>
+            <w:tcW w:w="3006" w:type="dxa"/>
+          </w:tcPr>
+          <w:p/>
         </w:tc>
       </w:tr>
       <w:tr>
@@ -1027,11 +1255,6 @@
             <w:tcW w:w="3005" w:type="dxa"/>
           </w:tcPr>
           <w:p>
-            <w:pPr>
-              <w:rPr>
-                <w:rFonts w:hint="eastAsia"/>
-              </w:rPr>
-            </w:pPr>
             <w:r>
               <w:t>T</w:t>
             </w:r>
@@ -1048,11 +1271,6 @@
             <w:tcW w:w="3006" w:type="dxa"/>
           </w:tcPr>
           <w:p>
-            <w:pPr>
-              <w:rPr>
-                <w:rFonts w:hint="eastAsia"/>
-              </w:rPr>
-            </w:pPr>
             <w:r>
               <w:t>N</w:t>
             </w:r>
@@ -1071,11 +1289,6 @@
             <w:tcW w:w="3005" w:type="dxa"/>
           </w:tcPr>
           <w:p>
-            <w:pPr>
-              <w:rPr>
-                <w:rFonts w:hint="eastAsia"/>
-              </w:rPr>
-            </w:pPr>
             <w:r>
               <w:t>T</w:t>
             </w:r>
@@ -1092,11 +1305,6 @@
             <w:tcW w:w="3005" w:type="dxa"/>
           </w:tcPr>
           <w:p>
-            <w:pPr>
-              <w:rPr>
-                <w:rFonts w:hint="eastAsia"/>
-              </w:rPr>
-            </w:pPr>
             <w:r>
               <w:t>T</w:t>
             </w:r>
@@ -1113,11 +1321,6 @@
             <w:tcW w:w="3006" w:type="dxa"/>
           </w:tcPr>
           <w:p>
-            <w:pPr>
-              <w:rPr>
-                <w:rFonts w:hint="eastAsia"/>
-              </w:rPr>
-            </w:pPr>
             <w:r>
               <w:t>N</w:t>
             </w:r>
@@ -1136,11 +1339,6 @@
             <w:tcW w:w="3005" w:type="dxa"/>
           </w:tcPr>
           <w:p>
-            <w:pPr>
-              <w:rPr>
-                <w:rFonts w:hint="eastAsia"/>
-              </w:rPr>
-            </w:pPr>
             <w:r>
               <w:t>T</w:t>
             </w:r>
@@ -1163,45 +1361,16 @@
             <w:tcW w:w="3005" w:type="dxa"/>
           </w:tcPr>
           <w:p>
-            <w:pPr>
-              <w:rPr>
-                <w:rFonts w:hint="eastAsia"/>
-              </w:rPr>
-            </w:pPr>
-            <w:r>
-              <w:rPr>
-                <w:rFonts w:hint="eastAsia"/>
-              </w:rPr>
-              <w:t>Tiny int</w:t>
-            </w:r>
-          </w:p>
-        </w:tc>
-        <w:tc>
-          <w:tcPr>
-            <w:tcW w:w="3006" w:type="dxa"/>
-          </w:tcPr>
-          <w:p>
-            <w:pPr>
-              <w:rPr>
-                <w:rFonts w:hint="eastAsia"/>
-              </w:rPr>
-            </w:pPr>
-            <w:r>
-              <w:t>D</w:t>
-            </w:r>
-            <w:r>
-              <w:rPr>
-                <w:rFonts w:hint="eastAsia"/>
-              </w:rPr>
-              <w:t xml:space="preserve">efault 0, </w:t>
-            </w:r>
-            <w:r>
-              <w:rPr>
-                <w:rFonts w:hint="eastAsia"/>
-              </w:rPr>
-              <w:t>in (0, 1)</w:t>
-            </w:r>
-          </w:p>
+            <w:r>
+              <w:t>Boolean</w:t>
+            </w:r>
+          </w:p>
+        </w:tc>
+        <w:tc>
+          <w:tcPr>
+            <w:tcW w:w="3006" w:type="dxa"/>
+          </w:tcPr>
+          <w:p/>
         </w:tc>
       </w:tr>
     </w:tbl>
@@ -1218,6 +1387,7 @@
         <w:rPr>
           <w:rFonts w:hint="eastAsia"/>
         </w:rPr>
+        <w:lastRenderedPageBreak/>
         <w:t>Awards</w:t>
       </w:r>
     </w:p>
@@ -1242,7 +1412,6 @@
             <w:pPr>
               <w:jc w:val="center"/>
               <w:rPr>
-                <w:rFonts w:hint="eastAsia"/>
                 <w:b/>
                 <w:bCs/>
               </w:rPr>
@@ -1266,7 +1435,6 @@
             <w:pPr>
               <w:jc w:val="center"/>
               <w:rPr>
-                <w:rFonts w:hint="eastAsia"/>
                 <w:b/>
                 <w:bCs/>
               </w:rPr>
@@ -1290,7 +1458,6 @@
             <w:pPr>
               <w:jc w:val="center"/>
               <w:rPr>
-                <w:rFonts w:hint="eastAsia"/>
                 <w:b/>
                 <w:bCs/>
               </w:rPr>
@@ -1312,11 +1479,6 @@
             <w:tcW w:w="3005" w:type="dxa"/>
           </w:tcPr>
           <w:p>
-            <w:pPr>
-              <w:rPr>
-                <w:rFonts w:hint="eastAsia"/>
-              </w:rPr>
-            </w:pPr>
             <w:r>
               <w:t>R</w:t>
             </w:r>
@@ -1333,11 +1495,6 @@
             <w:tcW w:w="3005" w:type="dxa"/>
           </w:tcPr>
           <w:p>
-            <w:pPr>
-              <w:rPr>
-                <w:rFonts w:hint="eastAsia"/>
-              </w:rPr>
-            </w:pPr>
             <w:r>
               <w:rPr>
                 <w:rFonts w:hint="eastAsia"/>
@@ -1351,31 +1508,33 @@
             <w:tcW w:w="3006" w:type="dxa"/>
           </w:tcPr>
           <w:p>
-            <w:pPr>
-              <w:rPr>
-                <w:rFonts w:hint="eastAsia"/>
-              </w:rPr>
-            </w:pPr>
-            <w:r>
-              <w:rPr>
-                <w:rFonts w:hint="eastAsia"/>
-              </w:rPr>
-              <w:t>FK(Resume-ID), not null</w:t>
-            </w:r>
-          </w:p>
-        </w:tc>
-      </w:tr>
-      <w:tr>
-        <w:tc>
-          <w:tcPr>
-            <w:tcW w:w="3005" w:type="dxa"/>
-          </w:tcPr>
-          <w:p>
-            <w:pPr>
-              <w:rPr>
-                <w:rFonts w:hint="eastAsia"/>
-              </w:rPr>
-            </w:pPr>
+            <w:r>
+              <w:rPr>
+                <w:rFonts w:hint="eastAsia"/>
+              </w:rPr>
+              <w:t>FK(Resume</w:t>
+            </w:r>
+            <w:r>
+              <w:rPr>
+                <w:rFonts w:hint="eastAsia"/>
+              </w:rPr>
+              <w:t>s</w:t>
+            </w:r>
+            <w:r>
+              <w:rPr>
+                <w:rFonts w:hint="eastAsia"/>
+              </w:rPr>
+              <w:t>-ID), not null</w:t>
+            </w:r>
+          </w:p>
+        </w:tc>
+      </w:tr>
+      <w:tr>
+        <w:tc>
+          <w:tcPr>
+            <w:tcW w:w="3005" w:type="dxa"/>
+          </w:tcPr>
+          <w:p>
             <w:r>
               <w:rPr>
                 <w:rFonts w:hint="eastAsia"/>
@@ -1389,11 +1548,6 @@
             <w:tcW w:w="3005" w:type="dxa"/>
           </w:tcPr>
           <w:p>
-            <w:pPr>
-              <w:rPr>
-                <w:rFonts w:hint="eastAsia"/>
-              </w:rPr>
-            </w:pPr>
             <w:r>
               <w:rPr>
                 <w:rFonts w:hint="eastAsia"/>
@@ -1418,20 +1572,21 @@
               </w:rPr>
               <w:t>PK</w:t>
             </w:r>
-          </w:p>
-        </w:tc>
-      </w:tr>
-      <w:tr>
-        <w:tc>
-          <w:tcPr>
-            <w:tcW w:w="3005" w:type="dxa"/>
-          </w:tcPr>
-          <w:p>
-            <w:pPr>
-              <w:rPr>
-                <w:rFonts w:hint="eastAsia"/>
-              </w:rPr>
-            </w:pPr>
+            <w:r>
+              <w:rPr>
+                <w:rFonts w:hint="eastAsia"/>
+              </w:rPr>
+              <w:t>, AUTO_INCREMENT</w:t>
+            </w:r>
+          </w:p>
+        </w:tc>
+      </w:tr>
+      <w:tr>
+        <w:tc>
+          <w:tcPr>
+            <w:tcW w:w="3005" w:type="dxa"/>
+          </w:tcPr>
+          <w:p>
             <w:r>
               <w:t>A</w:t>
             </w:r>
@@ -1448,11 +1603,6 @@
             <w:tcW w:w="3005" w:type="dxa"/>
           </w:tcPr>
           <w:p>
-            <w:pPr>
-              <w:rPr>
-                <w:rFonts w:hint="eastAsia"/>
-              </w:rPr>
-            </w:pPr>
             <w:r>
               <w:t>V</w:t>
             </w:r>
@@ -1469,11 +1619,6 @@
             <w:tcW w:w="3006" w:type="dxa"/>
           </w:tcPr>
           <w:p>
-            <w:pPr>
-              <w:rPr>
-                <w:rFonts w:hint="eastAsia"/>
-              </w:rPr>
-            </w:pPr>
             <w:r>
               <w:t>N</w:t>
             </w:r>
@@ -1492,11 +1637,6 @@
             <w:tcW w:w="3005" w:type="dxa"/>
           </w:tcPr>
           <w:p>
-            <w:pPr>
-              <w:rPr>
-                <w:rFonts w:hint="eastAsia"/>
-              </w:rPr>
-            </w:pPr>
             <w:r>
               <w:t>C</w:t>
             </w:r>
@@ -1513,11 +1653,6 @@
             <w:tcW w:w="3005" w:type="dxa"/>
           </w:tcPr>
           <w:p>
-            <w:pPr>
-              <w:rPr>
-                <w:rFonts w:hint="eastAsia"/>
-              </w:rPr>
-            </w:pPr>
             <w:r>
               <w:t>V</w:t>
             </w:r>
@@ -1534,11 +1669,6 @@
             <w:tcW w:w="3006" w:type="dxa"/>
           </w:tcPr>
           <w:p>
-            <w:pPr>
-              <w:rPr>
-                <w:rFonts w:hint="eastAsia"/>
-              </w:rPr>
-            </w:pPr>
             <w:r>
               <w:t>N</w:t>
             </w:r>
@@ -1557,13 +1687,7 @@
             <w:tcW w:w="3005" w:type="dxa"/>
           </w:tcPr>
           <w:p>
-            <w:pPr>
-              <w:rPr>
-                <w:rFonts w:hint="eastAsia"/>
-              </w:rPr>
-            </w:pPr>
-            <w:r>
-              <w:lastRenderedPageBreak/>
+            <w:r>
               <w:t>O</w:t>
             </w:r>
             <w:r>
@@ -1585,11 +1709,6 @@
             <w:tcW w:w="3005" w:type="dxa"/>
           </w:tcPr>
           <w:p>
-            <w:pPr>
-              <w:rPr>
-                <w:rFonts w:hint="eastAsia"/>
-              </w:rPr>
-            </w:pPr>
             <w:r>
               <w:t>V</w:t>
             </w:r>
@@ -1606,11 +1725,6 @@
             <w:tcW w:w="3006" w:type="dxa"/>
           </w:tcPr>
           <w:p>
-            <w:pPr>
-              <w:rPr>
-                <w:rFonts w:hint="eastAsia"/>
-              </w:rPr>
-            </w:pPr>
             <w:r>
               <w:t>N</w:t>
             </w:r>
@@ -1629,11 +1743,6 @@
             <w:tcW w:w="3005" w:type="dxa"/>
           </w:tcPr>
           <w:p>
-            <w:pPr>
-              <w:rPr>
-                <w:rFonts w:hint="eastAsia"/>
-              </w:rPr>
-            </w:pPr>
             <w:r>
               <w:t>A</w:t>
             </w:r>
@@ -1650,32 +1759,19 @@
             <w:tcW w:w="3005" w:type="dxa"/>
           </w:tcPr>
           <w:p>
-            <w:pPr>
-              <w:rPr>
-                <w:rFonts w:hint="eastAsia"/>
-              </w:rPr>
-            </w:pPr>
-            <w:r>
-              <w:t>D</w:t>
-            </w:r>
-            <w:r>
-              <w:rPr>
-                <w:rFonts w:hint="eastAsia"/>
-              </w:rPr>
-              <w:t>ate</w:t>
-            </w:r>
-          </w:p>
-        </w:tc>
-        <w:tc>
-          <w:tcPr>
-            <w:tcW w:w="3006" w:type="dxa"/>
-          </w:tcPr>
-          <w:p>
-            <w:pPr>
-              <w:rPr>
-                <w:rFonts w:hint="eastAsia"/>
-              </w:rPr>
-            </w:pPr>
+            <w:r>
+              <w:rPr>
+                <w:rFonts w:hint="eastAsia"/>
+              </w:rPr>
+              <w:t>timestamp</w:t>
+            </w:r>
+          </w:p>
+        </w:tc>
+        <w:tc>
+          <w:tcPr>
+            <w:tcW w:w="3006" w:type="dxa"/>
+          </w:tcPr>
+          <w:p>
             <w:r>
               <w:t>N</w:t>
             </w:r>
@@ -1738,7 +1834,6 @@
             <w:pPr>
               <w:jc w:val="center"/>
               <w:rPr>
-                <w:rFonts w:hint="eastAsia"/>
                 <w:b/>
                 <w:bCs/>
               </w:rPr>
@@ -1762,7 +1857,6 @@
             <w:pPr>
               <w:jc w:val="center"/>
               <w:rPr>
-                <w:rFonts w:hint="eastAsia"/>
                 <w:b/>
                 <w:bCs/>
               </w:rPr>
@@ -1786,7 +1880,6 @@
             <w:pPr>
               <w:jc w:val="center"/>
               <w:rPr>
-                <w:rFonts w:hint="eastAsia"/>
                 <w:b/>
                 <w:bCs/>
               </w:rPr>
@@ -1816,11 +1909,6 @@
             <w:tcW w:w="3005" w:type="dxa"/>
           </w:tcPr>
           <w:p>
-            <w:pPr>
-              <w:rPr>
-                <w:rFonts w:hint="eastAsia"/>
-              </w:rPr>
-            </w:pPr>
             <w:r>
               <w:t>R</w:t>
             </w:r>
@@ -1837,11 +1925,6 @@
             <w:tcW w:w="3005" w:type="dxa"/>
           </w:tcPr>
           <w:p>
-            <w:pPr>
-              <w:rPr>
-                <w:rFonts w:hint="eastAsia"/>
-              </w:rPr>
-            </w:pPr>
             <w:r>
               <w:t>B</w:t>
             </w:r>
@@ -1858,16 +1941,23 @@
             <w:tcW w:w="3006" w:type="dxa"/>
           </w:tcPr>
           <w:p>
-            <w:pPr>
-              <w:rPr>
-                <w:rFonts w:hint="eastAsia"/>
-              </w:rPr>
-            </w:pPr>
-            <w:r>
-              <w:rPr>
-                <w:rFonts w:hint="eastAsia"/>
-              </w:rPr>
-              <w:t>FK(Resume-id)</w:t>
+            <w:r>
+              <w:rPr>
+                <w:rFonts w:hint="eastAsia"/>
+              </w:rPr>
+              <w:t>FK(Resume</w:t>
+            </w:r>
+            <w:r>
+              <w:rPr>
+                <w:rFonts w:hint="eastAsia"/>
+              </w:rPr>
+              <w:t>s</w:t>
+            </w:r>
+            <w:r>
+              <w:rPr>
+                <w:rFonts w:hint="eastAsia"/>
+              </w:rPr>
+              <w:t>-id)</w:t>
             </w:r>
             <w:r>
               <w:rPr>
@@ -1884,11 +1974,6 @@
             <w:tcW w:w="3005" w:type="dxa"/>
           </w:tcPr>
           <w:p>
-            <w:pPr>
-              <w:rPr>
-                <w:rFonts w:hint="eastAsia"/>
-              </w:rPr>
-            </w:pPr>
             <w:r>
               <w:t>I</w:t>
             </w:r>
@@ -1905,11 +1990,6 @@
             <w:tcW w:w="3005" w:type="dxa"/>
           </w:tcPr>
           <w:p>
-            <w:pPr>
-              <w:rPr>
-                <w:rFonts w:hint="eastAsia"/>
-              </w:rPr>
-            </w:pPr>
             <w:r>
               <w:rPr>
                 <w:rFonts w:hint="eastAsia"/>
@@ -1934,20 +2014,21 @@
               </w:rPr>
               <w:t>PK</w:t>
             </w:r>
-          </w:p>
-        </w:tc>
-      </w:tr>
-      <w:tr>
-        <w:tc>
-          <w:tcPr>
-            <w:tcW w:w="3005" w:type="dxa"/>
-          </w:tcPr>
-          <w:p>
-            <w:pPr>
-              <w:rPr>
-                <w:rFonts w:hint="eastAsia"/>
-              </w:rPr>
-            </w:pPr>
+            <w:r>
+              <w:rPr>
+                <w:rFonts w:hint="eastAsia"/>
+              </w:rPr>
+              <w:t>, AUTO_INCREMENT</w:t>
+            </w:r>
+          </w:p>
+        </w:tc>
+      </w:tr>
+      <w:tr>
+        <w:tc>
+          <w:tcPr>
+            <w:tcW w:w="3005" w:type="dxa"/>
+          </w:tcPr>
+          <w:p>
             <w:r>
               <w:t>E</w:t>
             </w:r>
@@ -1964,11 +2045,6 @@
             <w:tcW w:w="3005" w:type="dxa"/>
           </w:tcPr>
           <w:p>
-            <w:pPr>
-              <w:rPr>
-                <w:rFonts w:hint="eastAsia"/>
-              </w:rPr>
-            </w:pPr>
             <w:r>
               <w:t>V</w:t>
             </w:r>
@@ -1985,11 +2061,6 @@
             <w:tcW w:w="3006" w:type="dxa"/>
           </w:tcPr>
           <w:p>
-            <w:pPr>
-              <w:rPr>
-                <w:rFonts w:hint="eastAsia"/>
-              </w:rPr>
-            </w:pPr>
             <w:r>
               <w:t>N</w:t>
             </w:r>
@@ -2008,11 +2079,6 @@
             <w:tcW w:w="3005" w:type="dxa"/>
           </w:tcPr>
           <w:p>
-            <w:pPr>
-              <w:rPr>
-                <w:rFonts w:hint="eastAsia"/>
-              </w:rPr>
-            </w:pPr>
             <w:r>
               <w:t>O</w:t>
             </w:r>
@@ -2035,11 +2101,6 @@
             <w:tcW w:w="3005" w:type="dxa"/>
           </w:tcPr>
           <w:p>
-            <w:pPr>
-              <w:rPr>
-                <w:rFonts w:hint="eastAsia"/>
-              </w:rPr>
-            </w:pPr>
             <w:r>
               <w:t>V</w:t>
             </w:r>
@@ -2056,11 +2117,6 @@
             <w:tcW w:w="3006" w:type="dxa"/>
           </w:tcPr>
           <w:p>
-            <w:pPr>
-              <w:rPr>
-                <w:rFonts w:hint="eastAsia"/>
-              </w:rPr>
-            </w:pPr>
             <w:r>
               <w:t>N</w:t>
             </w:r>
@@ -2079,11 +2135,6 @@
             <w:tcW w:w="3005" w:type="dxa"/>
           </w:tcPr>
           <w:p>
-            <w:pPr>
-              <w:rPr>
-                <w:rFonts w:hint="eastAsia"/>
-              </w:rPr>
-            </w:pPr>
             <w:r>
               <w:t>F</w:t>
             </w:r>
@@ -2100,32 +2151,22 @@
             <w:tcW w:w="3005" w:type="dxa"/>
           </w:tcPr>
           <w:p>
-            <w:pPr>
-              <w:rPr>
-                <w:rFonts w:hint="eastAsia"/>
-              </w:rPr>
-            </w:pPr>
-            <w:r>
-              <w:t>D</w:t>
-            </w:r>
-            <w:r>
-              <w:rPr>
-                <w:rFonts w:hint="eastAsia"/>
-              </w:rPr>
-              <w:t>ate</w:t>
-            </w:r>
-          </w:p>
-        </w:tc>
-        <w:tc>
-          <w:tcPr>
-            <w:tcW w:w="3006" w:type="dxa"/>
-          </w:tcPr>
-          <w:p>
-            <w:pPr>
-              <w:rPr>
-                <w:rFonts w:hint="eastAsia"/>
-              </w:rPr>
-            </w:pPr>
+            <w:r>
+              <w:t>T</w:t>
+            </w:r>
+            <w:r>
+              <w:rPr>
+                <w:rFonts w:hint="eastAsia"/>
+              </w:rPr>
+              <w:t>imestamp</w:t>
+            </w:r>
+          </w:p>
+        </w:tc>
+        <w:tc>
+          <w:tcPr>
+            <w:tcW w:w="3006" w:type="dxa"/>
+          </w:tcPr>
+          <w:p>
             <w:r>
               <w:t>N</w:t>
             </w:r>
@@ -2144,11 +2185,6 @@
             <w:tcW w:w="3005" w:type="dxa"/>
           </w:tcPr>
           <w:p>
-            <w:pPr>
-              <w:rPr>
-                <w:rFonts w:hint="eastAsia"/>
-              </w:rPr>
-            </w:pPr>
             <w:r>
               <w:t>T</w:t>
             </w:r>
@@ -2171,23 +2207,21 @@
               </w:rPr>
             </w:pPr>
             <w:r>
-              <w:rPr>
-                <w:rFonts w:hint="eastAsia"/>
-              </w:rPr>
-              <w:t>Date</w:t>
-            </w:r>
-          </w:p>
-        </w:tc>
-        <w:tc>
-          <w:tcPr>
-            <w:tcW w:w="3006" w:type="dxa"/>
-          </w:tcPr>
-          <w:p>
-            <w:pPr>
-              <w:rPr>
-                <w:rFonts w:hint="eastAsia"/>
-              </w:rPr>
-            </w:pPr>
+              <w:t>T</w:t>
+            </w:r>
+            <w:r>
+              <w:rPr>
+                <w:rFonts w:hint="eastAsia"/>
+              </w:rPr>
+              <w:t>imestamp</w:t>
+            </w:r>
+          </w:p>
+        </w:tc>
+        <w:tc>
+          <w:tcPr>
+            <w:tcW w:w="3006" w:type="dxa"/>
+          </w:tcPr>
+          <w:p>
             <w:r>
               <w:t>N</w:t>
             </w:r>
@@ -2206,11 +2240,6 @@
             <w:tcW w:w="3005" w:type="dxa"/>
           </w:tcPr>
           <w:p>
-            <w:pPr>
-              <w:rPr>
-                <w:rFonts w:hint="eastAsia"/>
-              </w:rPr>
-            </w:pPr>
             <w:r>
               <w:rPr>
                 <w:rFonts w:hint="eastAsia"/>
@@ -2224,51 +2253,16 @@
             <w:tcW w:w="3005" w:type="dxa"/>
           </w:tcPr>
           <w:p>
-            <w:pPr>
-              <w:rPr>
-                <w:rFonts w:hint="eastAsia"/>
-              </w:rPr>
-            </w:pPr>
-            <w:r>
-              <w:t>T</w:t>
-            </w:r>
-            <w:r>
-              <w:rPr>
-                <w:rFonts w:hint="eastAsia"/>
-              </w:rPr>
-              <w:t>inyint</w:t>
-            </w:r>
-          </w:p>
-        </w:tc>
-        <w:tc>
-          <w:tcPr>
-            <w:tcW w:w="3006" w:type="dxa"/>
-          </w:tcPr>
-          <w:p>
-            <w:pPr>
-              <w:rPr>
-                <w:rFonts w:hint="eastAsia"/>
-              </w:rPr>
-            </w:pPr>
-            <w:r>
-              <w:t>D</w:t>
-            </w:r>
-            <w:r>
-              <w:rPr>
-                <w:rFonts w:hint="eastAsia"/>
-              </w:rPr>
-              <w:t xml:space="preserve">efault 0, </w:t>
-            </w:r>
-            <w:r>
-              <w:t>I</w:t>
-            </w:r>
-            <w:r>
-              <w:rPr>
-                <w:rFonts w:hint="eastAsia"/>
-              </w:rPr>
-              <w:t>n(0, 1)</w:t>
-            </w:r>
-          </w:p>
+            <w:r>
+              <w:t>Boolean</w:t>
+            </w:r>
+          </w:p>
+        </w:tc>
+        <w:tc>
+          <w:tcPr>
+            <w:tcW w:w="3006" w:type="dxa"/>
+          </w:tcPr>
+          <w:p/>
         </w:tc>
       </w:tr>
     </w:tbl>
@@ -2321,7 +2315,6 @@
             <w:pPr>
               <w:jc w:val="center"/>
               <w:rPr>
-                <w:rFonts w:hint="eastAsia"/>
                 <w:b/>
                 <w:bCs/>
               </w:rPr>
@@ -2345,7 +2338,6 @@
             <w:pPr>
               <w:jc w:val="center"/>
               <w:rPr>
-                <w:rFonts w:hint="eastAsia"/>
                 <w:b/>
                 <w:bCs/>
               </w:rPr>
@@ -2369,7 +2361,6 @@
             <w:pPr>
               <w:jc w:val="center"/>
               <w:rPr>
-                <w:rFonts w:hint="eastAsia"/>
                 <w:b/>
                 <w:bCs/>
               </w:rPr>
@@ -2391,11 +2382,6 @@
             <w:tcW w:w="3005" w:type="dxa"/>
           </w:tcPr>
           <w:p>
-            <w:pPr>
-              <w:rPr>
-                <w:rFonts w:hint="eastAsia"/>
-              </w:rPr>
-            </w:pPr>
             <w:r>
               <w:t>R</w:t>
             </w:r>
@@ -2412,11 +2398,6 @@
             <w:tcW w:w="3005" w:type="dxa"/>
           </w:tcPr>
           <w:p>
-            <w:pPr>
-              <w:rPr>
-                <w:rFonts w:hint="eastAsia"/>
-              </w:rPr>
-            </w:pPr>
             <w:r>
               <w:t>B</w:t>
             </w:r>
@@ -2433,16 +2414,23 @@
             <w:tcW w:w="3006" w:type="dxa"/>
           </w:tcPr>
           <w:p>
-            <w:pPr>
-              <w:rPr>
-                <w:rFonts w:hint="eastAsia"/>
-              </w:rPr>
-            </w:pPr>
-            <w:r>
-              <w:rPr>
-                <w:rFonts w:hint="eastAsia"/>
-              </w:rPr>
-              <w:t>FK(Resume-id)</w:t>
+            <w:r>
+              <w:rPr>
+                <w:rFonts w:hint="eastAsia"/>
+              </w:rPr>
+              <w:t>FK(Resume</w:t>
+            </w:r>
+            <w:r>
+              <w:rPr>
+                <w:rFonts w:hint="eastAsia"/>
+              </w:rPr>
+              <w:t>s</w:t>
+            </w:r>
+            <w:r>
+              <w:rPr>
+                <w:rFonts w:hint="eastAsia"/>
+              </w:rPr>
+              <w:t>-id)</w:t>
             </w:r>
             <w:r>
               <w:rPr>
@@ -2459,11 +2447,6 @@
             <w:tcW w:w="3005" w:type="dxa"/>
           </w:tcPr>
           <w:p>
-            <w:pPr>
-              <w:rPr>
-                <w:rFonts w:hint="eastAsia"/>
-              </w:rPr>
-            </w:pPr>
             <w:r>
               <w:t>I</w:t>
             </w:r>
@@ -2480,11 +2463,6 @@
             <w:tcW w:w="3005" w:type="dxa"/>
           </w:tcPr>
           <w:p>
-            <w:pPr>
-              <w:rPr>
-                <w:rFonts w:hint="eastAsia"/>
-              </w:rPr>
-            </w:pPr>
             <w:r>
               <w:rPr>
                 <w:rFonts w:hint="eastAsia"/>
@@ -2509,20 +2487,21 @@
               </w:rPr>
               <w:t>PK</w:t>
             </w:r>
-          </w:p>
-        </w:tc>
-      </w:tr>
-      <w:tr>
-        <w:tc>
-          <w:tcPr>
-            <w:tcW w:w="3005" w:type="dxa"/>
-          </w:tcPr>
-          <w:p>
-            <w:pPr>
-              <w:rPr>
-                <w:rFonts w:hint="eastAsia"/>
-              </w:rPr>
-            </w:pPr>
+            <w:r>
+              <w:rPr>
+                <w:rFonts w:hint="eastAsia"/>
+              </w:rPr>
+              <w:t>, AUTO_INCREMENT</w:t>
+            </w:r>
+          </w:p>
+        </w:tc>
+      </w:tr>
+      <w:tr>
+        <w:tc>
+          <w:tcPr>
+            <w:tcW w:w="3005" w:type="dxa"/>
+          </w:tcPr>
+          <w:p>
             <w:r>
               <w:rPr>
                 <w:rFonts w:hint="eastAsia"/>
@@ -2542,11 +2521,6 @@
             <w:tcW w:w="3005" w:type="dxa"/>
           </w:tcPr>
           <w:p>
-            <w:pPr>
-              <w:rPr>
-                <w:rFonts w:hint="eastAsia"/>
-              </w:rPr>
-            </w:pPr>
             <w:r>
               <w:t>V</w:t>
             </w:r>
@@ -2563,11 +2537,6 @@
             <w:tcW w:w="3006" w:type="dxa"/>
           </w:tcPr>
           <w:p>
-            <w:pPr>
-              <w:rPr>
-                <w:rFonts w:hint="eastAsia"/>
-              </w:rPr>
-            </w:pPr>
             <w:r>
               <w:t>N</w:t>
             </w:r>
@@ -2586,11 +2555,6 @@
             <w:tcW w:w="3005" w:type="dxa"/>
           </w:tcPr>
           <w:p>
-            <w:pPr>
-              <w:rPr>
-                <w:rFonts w:hint="eastAsia"/>
-              </w:rPr>
-            </w:pPr>
             <w:r>
               <w:t>A</w:t>
             </w:r>
@@ -2607,11 +2571,6 @@
             <w:tcW w:w="3005" w:type="dxa"/>
           </w:tcPr>
           <w:p>
-            <w:pPr>
-              <w:rPr>
-                <w:rFonts w:hint="eastAsia"/>
-              </w:rPr>
-            </w:pPr>
             <w:r>
               <w:t>V</w:t>
             </w:r>
@@ -2628,11 +2587,6 @@
             <w:tcW w:w="3006" w:type="dxa"/>
           </w:tcPr>
           <w:p>
-            <w:pPr>
-              <w:rPr>
-                <w:rFonts w:hint="eastAsia"/>
-              </w:rPr>
-            </w:pPr>
             <w:r>
               <w:t>N</w:t>
             </w:r>
@@ -2651,11 +2605,6 @@
             <w:tcW w:w="3005" w:type="dxa"/>
           </w:tcPr>
           <w:p>
-            <w:pPr>
-              <w:rPr>
-                <w:rFonts w:hint="eastAsia"/>
-              </w:rPr>
-            </w:pPr>
             <w:r>
               <w:rPr>
                 <w:rFonts w:hint="eastAsia"/>
@@ -2669,11 +2618,6 @@
             <w:tcW w:w="3005" w:type="dxa"/>
           </w:tcPr>
           <w:p>
-            <w:pPr>
-              <w:rPr>
-                <w:rFonts w:hint="eastAsia"/>
-              </w:rPr>
-            </w:pPr>
             <w:r>
               <w:rPr>
                 <w:rFonts w:hint="eastAsia"/>
@@ -2692,20 +2636,24 @@
                 <w:rFonts w:hint="eastAsia"/>
               </w:rPr>
             </w:pPr>
-          </w:p>
-        </w:tc>
-      </w:tr>
-      <w:tr>
-        <w:tc>
-          <w:tcPr>
-            <w:tcW w:w="3005" w:type="dxa"/>
-          </w:tcPr>
-          <w:p>
-            <w:pPr>
-              <w:rPr>
-                <w:rFonts w:hint="eastAsia"/>
-              </w:rPr>
-            </w:pPr>
+            <w:r>
+              <w:t>N</w:t>
+            </w:r>
+            <w:r>
+              <w:rPr>
+                <w:rFonts w:hint="eastAsia"/>
+              </w:rPr>
+              <w:t>ot null</w:t>
+            </w:r>
+          </w:p>
+        </w:tc>
+      </w:tr>
+      <w:tr>
+        <w:tc>
+          <w:tcPr>
+            <w:tcW w:w="3005" w:type="dxa"/>
+          </w:tcPr>
+          <w:p>
             <w:r>
               <w:t>A</w:t>
             </w:r>
@@ -2722,32 +2670,19 @@
             <w:tcW w:w="3005" w:type="dxa"/>
           </w:tcPr>
           <w:p>
-            <w:pPr>
-              <w:rPr>
-                <w:rFonts w:hint="eastAsia"/>
-              </w:rPr>
-            </w:pPr>
-            <w:r>
-              <w:t>D</w:t>
-            </w:r>
-            <w:r>
-              <w:rPr>
-                <w:rFonts w:hint="eastAsia"/>
-              </w:rPr>
-              <w:t>ate</w:t>
-            </w:r>
-          </w:p>
-        </w:tc>
-        <w:tc>
-          <w:tcPr>
-            <w:tcW w:w="3006" w:type="dxa"/>
-          </w:tcPr>
-          <w:p>
-            <w:pPr>
-              <w:rPr>
-                <w:rFonts w:hint="eastAsia"/>
-              </w:rPr>
-            </w:pPr>
+            <w:r>
+              <w:rPr>
+                <w:rFonts w:hint="eastAsia"/>
+              </w:rPr>
+              <w:t>timestamp</w:t>
+            </w:r>
+          </w:p>
+        </w:tc>
+        <w:tc>
+          <w:tcPr>
+            <w:tcW w:w="3006" w:type="dxa"/>
+          </w:tcPr>
+          <w:p>
             <w:r>
               <w:t>N</w:t>
             </w:r>
@@ -2801,7 +2736,6 @@
             <w:pPr>
               <w:jc w:val="center"/>
               <w:rPr>
-                <w:rFonts w:hint="eastAsia"/>
                 <w:b/>
                 <w:bCs/>
               </w:rPr>
@@ -2825,7 +2759,6 @@
             <w:pPr>
               <w:jc w:val="center"/>
               <w:rPr>
-                <w:rFonts w:hint="eastAsia"/>
                 <w:b/>
                 <w:bCs/>
               </w:rPr>
@@ -2849,7 +2782,6 @@
             <w:pPr>
               <w:jc w:val="center"/>
               <w:rPr>
-                <w:rFonts w:hint="eastAsia"/>
                 <w:b/>
                 <w:bCs/>
               </w:rPr>
@@ -2871,11 +2803,6 @@
             <w:tcW w:w="3005" w:type="dxa"/>
           </w:tcPr>
           <w:p>
-            <w:pPr>
-              <w:rPr>
-                <w:rFonts w:hint="eastAsia"/>
-              </w:rPr>
-            </w:pPr>
             <w:r>
               <w:t>R</w:t>
             </w:r>
@@ -2892,11 +2819,6 @@
             <w:tcW w:w="3005" w:type="dxa"/>
           </w:tcPr>
           <w:p>
-            <w:pPr>
-              <w:rPr>
-                <w:rFonts w:hint="eastAsia"/>
-              </w:rPr>
-            </w:pPr>
             <w:r>
               <w:t>B</w:t>
             </w:r>
@@ -2913,31 +2835,33 @@
             <w:tcW w:w="3006" w:type="dxa"/>
           </w:tcPr>
           <w:p>
-            <w:pPr>
-              <w:rPr>
-                <w:rFonts w:hint="eastAsia"/>
-              </w:rPr>
-            </w:pPr>
-            <w:r>
-              <w:rPr>
-                <w:rFonts w:hint="eastAsia"/>
-              </w:rPr>
-              <w:t>FK(resume-id)</w:t>
-            </w:r>
-          </w:p>
-        </w:tc>
-      </w:tr>
-      <w:tr>
-        <w:tc>
-          <w:tcPr>
-            <w:tcW w:w="3005" w:type="dxa"/>
-          </w:tcPr>
-          <w:p>
-            <w:pPr>
-              <w:rPr>
-                <w:rFonts w:hint="eastAsia"/>
-              </w:rPr>
-            </w:pPr>
+            <w:r>
+              <w:rPr>
+                <w:rFonts w:hint="eastAsia"/>
+              </w:rPr>
+              <w:t>FK(resume</w:t>
+            </w:r>
+            <w:r>
+              <w:rPr>
+                <w:rFonts w:hint="eastAsia"/>
+              </w:rPr>
+              <w:t>s</w:t>
+            </w:r>
+            <w:r>
+              <w:rPr>
+                <w:rFonts w:hint="eastAsia"/>
+              </w:rPr>
+              <w:t>-id)</w:t>
+            </w:r>
+          </w:p>
+        </w:tc>
+      </w:tr>
+      <w:tr>
+        <w:tc>
+          <w:tcPr>
+            <w:tcW w:w="3005" w:type="dxa"/>
+          </w:tcPr>
+          <w:p>
             <w:r>
               <w:t>I</w:t>
             </w:r>
@@ -2954,11 +2878,6 @@
             <w:tcW w:w="3005" w:type="dxa"/>
           </w:tcPr>
           <w:p>
-            <w:pPr>
-              <w:rPr>
-                <w:rFonts w:hint="eastAsia"/>
-              </w:rPr>
-            </w:pPr>
             <w:r>
               <w:t>B</w:t>
             </w:r>
@@ -2986,21 +2905,23 @@
               </w:rPr>
               <w:t>PK</w:t>
             </w:r>
-          </w:p>
-        </w:tc>
-      </w:tr>
-      <w:tr>
-        <w:tc>
-          <w:tcPr>
-            <w:tcW w:w="3005" w:type="dxa"/>
-          </w:tcPr>
-          <w:p>
-            <w:pPr>
-              <w:rPr>
-                <w:rFonts w:hint="eastAsia"/>
-              </w:rPr>
-            </w:pPr>
-            <w:r>
+            <w:r>
+              <w:rPr>
+                <w:rFonts w:hint="eastAsia"/>
+              </w:rPr>
+              <w:t>, AUTO_INCREMENT</w:t>
+            </w:r>
+          </w:p>
+        </w:tc>
+      </w:tr>
+      <w:tr>
+        <w:tc>
+          <w:tcPr>
+            <w:tcW w:w="3005" w:type="dxa"/>
+          </w:tcPr>
+          <w:p>
+            <w:r>
+              <w:lastRenderedPageBreak/>
               <w:t>Company</w:t>
             </w:r>
             <w:r>
@@ -3016,11 +2937,6 @@
             <w:tcW w:w="3005" w:type="dxa"/>
           </w:tcPr>
           <w:p>
-            <w:pPr>
-              <w:rPr>
-                <w:rFonts w:hint="eastAsia"/>
-              </w:rPr>
-            </w:pPr>
             <w:r>
               <w:t>V</w:t>
             </w:r>
@@ -3037,11 +2953,6 @@
             <w:tcW w:w="3006" w:type="dxa"/>
           </w:tcPr>
           <w:p>
-            <w:pPr>
-              <w:rPr>
-                <w:rFonts w:hint="eastAsia"/>
-              </w:rPr>
-            </w:pPr>
             <w:r>
               <w:t>N</w:t>
             </w:r>
@@ -3060,11 +2971,6 @@
             <w:tcW w:w="3005" w:type="dxa"/>
           </w:tcPr>
           <w:p>
-            <w:pPr>
-              <w:rPr>
-                <w:rFonts w:hint="eastAsia"/>
-              </w:rPr>
-            </w:pPr>
             <w:r>
               <w:t>J</w:t>
             </w:r>
@@ -3081,11 +2987,6 @@
             <w:tcW w:w="3005" w:type="dxa"/>
           </w:tcPr>
           <w:p>
-            <w:pPr>
-              <w:rPr>
-                <w:rFonts w:hint="eastAsia"/>
-              </w:rPr>
-            </w:pPr>
             <w:r>
               <w:t>V</w:t>
             </w:r>
@@ -3102,11 +3003,6 @@
             <w:tcW w:w="3006" w:type="dxa"/>
           </w:tcPr>
           <w:p>
-            <w:pPr>
-              <w:rPr>
-                <w:rFonts w:hint="eastAsia"/>
-              </w:rPr>
-            </w:pPr>
             <w:r>
               <w:t>N</w:t>
             </w:r>
@@ -3125,11 +3021,6 @@
             <w:tcW w:w="3005" w:type="dxa"/>
           </w:tcPr>
           <w:p>
-            <w:pPr>
-              <w:rPr>
-                <w:rFonts w:hint="eastAsia"/>
-              </w:rPr>
-            </w:pPr>
             <w:r>
               <w:t>F</w:t>
             </w:r>
@@ -3152,26 +3043,21 @@
               </w:rPr>
             </w:pPr>
             <w:r>
-              <w:t>D</w:t>
-            </w:r>
-            <w:r>
-              <w:rPr>
-                <w:rFonts w:hint="eastAsia"/>
-              </w:rPr>
-              <w:t>ate</w:t>
-            </w:r>
-          </w:p>
-        </w:tc>
-        <w:tc>
-          <w:tcPr>
-            <w:tcW w:w="3006" w:type="dxa"/>
-          </w:tcPr>
-          <w:p>
-            <w:pPr>
-              <w:rPr>
-                <w:rFonts w:hint="eastAsia"/>
-              </w:rPr>
-            </w:pPr>
+              <w:t>T</w:t>
+            </w:r>
+            <w:r>
+              <w:rPr>
+                <w:rFonts w:hint="eastAsia"/>
+              </w:rPr>
+              <w:t>imestamp</w:t>
+            </w:r>
+          </w:p>
+        </w:tc>
+        <w:tc>
+          <w:tcPr>
+            <w:tcW w:w="3006" w:type="dxa"/>
+          </w:tcPr>
+          <w:p>
             <w:r>
               <w:t>N</w:t>
             </w:r>
@@ -3190,11 +3076,6 @@
             <w:tcW w:w="3005" w:type="dxa"/>
           </w:tcPr>
           <w:p>
-            <w:pPr>
-              <w:rPr>
-                <w:rFonts w:hint="eastAsia"/>
-              </w:rPr>
-            </w:pPr>
             <w:r>
               <w:t>T</w:t>
             </w:r>
@@ -3217,26 +3098,21 @@
               </w:rPr>
             </w:pPr>
             <w:r>
-              <w:t>D</w:t>
-            </w:r>
-            <w:r>
-              <w:rPr>
-                <w:rFonts w:hint="eastAsia"/>
-              </w:rPr>
-              <w:t>ate</w:t>
-            </w:r>
-          </w:p>
-        </w:tc>
-        <w:tc>
-          <w:tcPr>
-            <w:tcW w:w="3006" w:type="dxa"/>
-          </w:tcPr>
-          <w:p>
-            <w:pPr>
-              <w:rPr>
-                <w:rFonts w:hint="eastAsia"/>
-              </w:rPr>
-            </w:pPr>
+              <w:t>T</w:t>
+            </w:r>
+            <w:r>
+              <w:rPr>
+                <w:rFonts w:hint="eastAsia"/>
+              </w:rPr>
+              <w:t>imestamp</w:t>
+            </w:r>
+          </w:p>
+        </w:tc>
+        <w:tc>
+          <w:tcPr>
+            <w:tcW w:w="3006" w:type="dxa"/>
+          </w:tcPr>
+          <w:p>
             <w:r>
               <w:t>N</w:t>
             </w:r>
@@ -3261,26 +3137,81 @@
               </w:rPr>
             </w:pPr>
             <w:r>
+              <w:t>T</w:t>
+            </w:r>
+            <w:r>
+              <w:rPr>
+                <w:rFonts w:hint="eastAsia"/>
+              </w:rPr>
+              <w:t>o_now</w:t>
+            </w:r>
+          </w:p>
+        </w:tc>
+        <w:tc>
+          <w:tcPr>
+            <w:tcW w:w="3005" w:type="dxa"/>
+          </w:tcPr>
+          <w:p>
+            <w:pPr>
+              <w:rPr>
+                <w:rFonts w:hint="eastAsia"/>
+              </w:rPr>
+            </w:pPr>
+            <w:r>
+              <w:t>Boolean</w:t>
+            </w:r>
+          </w:p>
+        </w:tc>
+        <w:tc>
+          <w:tcPr>
+            <w:tcW w:w="3006" w:type="dxa"/>
+          </w:tcPr>
+          <w:p>
+            <w:pPr>
+              <w:rPr>
+                <w:rFonts w:hint="eastAsia"/>
+              </w:rPr>
+            </w:pPr>
+            <w:r>
+              <w:t>N</w:t>
+            </w:r>
+            <w:r>
+              <w:rPr>
+                <w:rFonts w:hint="eastAsia"/>
+              </w:rPr>
+              <w:t>ot null</w:t>
+            </w:r>
+          </w:p>
+        </w:tc>
+      </w:tr>
+      <w:tr>
+        <w:tc>
+          <w:tcPr>
+            <w:tcW w:w="3005" w:type="dxa"/>
+          </w:tcPr>
+          <w:p>
+            <w:r>
               <w:t>R</w:t>
             </w:r>
             <w:r>
               <w:rPr>
                 <w:rFonts w:hint="eastAsia"/>
               </w:rPr>
-              <w:t>esponsibilities</w:t>
-            </w:r>
-          </w:p>
-        </w:tc>
-        <w:tc>
-          <w:tcPr>
-            <w:tcW w:w="3005" w:type="dxa"/>
-          </w:tcPr>
-          <w:p>
-            <w:pPr>
-              <w:rPr>
-                <w:rFonts w:hint="eastAsia"/>
-              </w:rPr>
-            </w:pPr>
+              <w:t>esponsibilit</w:t>
+            </w:r>
+            <w:r>
+              <w:rPr>
+                <w:rFonts w:hint="eastAsia"/>
+              </w:rPr>
+              <w:t>y</w:t>
+            </w:r>
+          </w:p>
+        </w:tc>
+        <w:tc>
+          <w:tcPr>
+            <w:tcW w:w="3005" w:type="dxa"/>
+          </w:tcPr>
+          <w:p>
             <w:r>
               <w:t>V</w:t>
             </w:r>
@@ -3294,26 +3225,21 @@
               <w:rPr>
                 <w:rFonts w:hint="eastAsia"/>
               </w:rPr>
-              <w:t>3</w:t>
-            </w:r>
-            <w:r>
-              <w:rPr>
-                <w:rFonts w:hint="eastAsia"/>
-              </w:rPr>
-              <w:t>00)</w:t>
-            </w:r>
-          </w:p>
-        </w:tc>
-        <w:tc>
-          <w:tcPr>
-            <w:tcW w:w="3006" w:type="dxa"/>
-          </w:tcPr>
-          <w:p>
-            <w:pPr>
-              <w:rPr>
-                <w:rFonts w:hint="eastAsia"/>
-              </w:rPr>
-            </w:pPr>
+              <w:t>2047</w:t>
+            </w:r>
+            <w:r>
+              <w:rPr>
+                <w:rFonts w:hint="eastAsia"/>
+              </w:rPr>
+              <w:t>)</w:t>
+            </w:r>
+          </w:p>
+        </w:tc>
+        <w:tc>
+          <w:tcPr>
+            <w:tcW w:w="3006" w:type="dxa"/>
+          </w:tcPr>
+          <w:p>
             <w:r>
               <w:t>N</w:t>
             </w:r>
@@ -3337,7 +3263,6 @@
         </w:numPr>
       </w:pPr>
       <w:r>
-        <w:lastRenderedPageBreak/>
         <w:t>S</w:t>
       </w:r>
       <w:r>
@@ -3368,7 +3293,6 @@
             <w:pPr>
               <w:jc w:val="center"/>
               <w:rPr>
-                <w:rFonts w:hint="eastAsia"/>
                 <w:b/>
                 <w:bCs/>
               </w:rPr>
@@ -3392,7 +3316,6 @@
             <w:pPr>
               <w:jc w:val="center"/>
               <w:rPr>
-                <w:rFonts w:hint="eastAsia"/>
                 <w:b/>
                 <w:bCs/>
               </w:rPr>
@@ -3416,7 +3339,6 @@
             <w:pPr>
               <w:jc w:val="center"/>
               <w:rPr>
-                <w:rFonts w:hint="eastAsia"/>
                 <w:b/>
                 <w:bCs/>
               </w:rPr>
@@ -3438,11 +3360,6 @@
             <w:tcW w:w="3005" w:type="dxa"/>
           </w:tcPr>
           <w:p>
-            <w:pPr>
-              <w:rPr>
-                <w:rFonts w:hint="eastAsia"/>
-              </w:rPr>
-            </w:pPr>
             <w:r>
               <w:rPr>
                 <w:rFonts w:hint="eastAsia"/>
@@ -3456,11 +3373,6 @@
             <w:tcW w:w="3005" w:type="dxa"/>
           </w:tcPr>
           <w:p>
-            <w:pPr>
-              <w:rPr>
-                <w:rFonts w:hint="eastAsia"/>
-              </w:rPr>
-            </w:pPr>
             <w:r>
               <w:t>B</w:t>
             </w:r>
@@ -3488,20 +3400,21 @@
               </w:rPr>
               <w:t>PK</w:t>
             </w:r>
-          </w:p>
-        </w:tc>
-      </w:tr>
-      <w:tr>
-        <w:tc>
-          <w:tcPr>
-            <w:tcW w:w="3005" w:type="dxa"/>
-          </w:tcPr>
-          <w:p>
-            <w:pPr>
-              <w:rPr>
-                <w:rFonts w:hint="eastAsia"/>
-              </w:rPr>
-            </w:pPr>
+            <w:r>
+              <w:rPr>
+                <w:rFonts w:hint="eastAsia"/>
+              </w:rPr>
+              <w:t>, AUTO_INCREMENT</w:t>
+            </w:r>
+          </w:p>
+        </w:tc>
+      </w:tr>
+      <w:tr>
+        <w:tc>
+          <w:tcPr>
+            <w:tcW w:w="3005" w:type="dxa"/>
+          </w:tcPr>
+          <w:p>
             <w:r>
               <w:t>S</w:t>
             </w:r>
@@ -3518,11 +3431,6 @@
             <w:tcW w:w="3005" w:type="dxa"/>
           </w:tcPr>
           <w:p>
-            <w:pPr>
-              <w:rPr>
-                <w:rFonts w:hint="eastAsia"/>
-              </w:rPr>
-            </w:pPr>
             <w:r>
               <w:t>V</w:t>
             </w:r>
@@ -3553,20 +3461,21 @@
               </w:rPr>
               <w:t>ot null</w:t>
             </w:r>
-          </w:p>
-        </w:tc>
-      </w:tr>
-      <w:tr>
-        <w:tc>
-          <w:tcPr>
-            <w:tcW w:w="3005" w:type="dxa"/>
-          </w:tcPr>
-          <w:p>
-            <w:pPr>
-              <w:rPr>
-                <w:rFonts w:hint="eastAsia"/>
-              </w:rPr>
-            </w:pPr>
+            <w:r>
+              <w:rPr>
+                <w:rFonts w:hint="eastAsia"/>
+              </w:rPr>
+              <w:t>, unique</w:t>
+            </w:r>
+          </w:p>
+        </w:tc>
+      </w:tr>
+      <w:tr>
+        <w:tc>
+          <w:tcPr>
+            <w:tcW w:w="3005" w:type="dxa"/>
+          </w:tcPr>
+          <w:p>
             <w:r>
               <w:t>I</w:t>
             </w:r>
@@ -3583,11 +3492,6 @@
             <w:tcW w:w="3005" w:type="dxa"/>
           </w:tcPr>
           <w:p>
-            <w:pPr>
-              <w:rPr>
-                <w:rFonts w:hint="eastAsia"/>
-              </w:rPr>
-            </w:pPr>
             <w:r>
               <w:t>V</w:t>
             </w:r>
@@ -3595,20 +3499,27 @@
               <w:rPr>
                 <w:rFonts w:hint="eastAsia"/>
               </w:rPr>
-              <w:t>archar(512)</w:t>
-            </w:r>
-          </w:p>
-        </w:tc>
-        <w:tc>
-          <w:tcPr>
-            <w:tcW w:w="3006" w:type="dxa"/>
-          </w:tcPr>
-          <w:p>
-            <w:pPr>
-              <w:rPr>
-                <w:rFonts w:hint="eastAsia"/>
-              </w:rPr>
-            </w:pPr>
+              <w:t>archar(5</w:t>
+            </w:r>
+            <w:r>
+              <w:rPr>
+                <w:rFonts w:hint="eastAsia"/>
+              </w:rPr>
+              <w:t>00</w:t>
+            </w:r>
+            <w:r>
+              <w:rPr>
+                <w:rFonts w:hint="eastAsia"/>
+              </w:rPr>
+              <w:t>)</w:t>
+            </w:r>
+          </w:p>
+        </w:tc>
+        <w:tc>
+          <w:tcPr>
+            <w:tcW w:w="3006" w:type="dxa"/>
+          </w:tcPr>
+          <w:p>
             <w:r>
               <w:t>N</w:t>
             </w:r>
@@ -3662,7 +3573,6 @@
             <w:pPr>
               <w:jc w:val="center"/>
               <w:rPr>
-                <w:rFonts w:hint="eastAsia"/>
                 <w:b/>
                 <w:bCs/>
               </w:rPr>
@@ -3686,7 +3596,6 @@
             <w:pPr>
               <w:jc w:val="center"/>
               <w:rPr>
-                <w:rFonts w:hint="eastAsia"/>
                 <w:b/>
                 <w:bCs/>
               </w:rPr>
@@ -3710,7 +3619,6 @@
             <w:pPr>
               <w:jc w:val="center"/>
               <w:rPr>
-                <w:rFonts w:hint="eastAsia"/>
                 <w:b/>
                 <w:bCs/>
               </w:rPr>
@@ -3732,11 +3640,6 @@
             <w:tcW w:w="3005" w:type="dxa"/>
           </w:tcPr>
           <w:p>
-            <w:pPr>
-              <w:rPr>
-                <w:rFonts w:hint="eastAsia"/>
-              </w:rPr>
-            </w:pPr>
             <w:r>
               <w:t>P</w:t>
             </w:r>
@@ -3753,11 +3656,6 @@
             <w:tcW w:w="3005" w:type="dxa"/>
           </w:tcPr>
           <w:p>
-            <w:pPr>
-              <w:rPr>
-                <w:rFonts w:hint="eastAsia"/>
-              </w:rPr>
-            </w:pPr>
             <w:r>
               <w:t>B</w:t>
             </w:r>
@@ -3774,11 +3672,6 @@
             <w:tcW w:w="3006" w:type="dxa"/>
           </w:tcPr>
           <w:p>
-            <w:pPr>
-              <w:rPr>
-                <w:rFonts w:hint="eastAsia"/>
-              </w:rPr>
-            </w:pPr>
             <w:r>
               <w:rPr>
                 <w:rFonts w:hint="eastAsia"/>
@@ -3818,11 +3711,6 @@
             <w:tcW w:w="3005" w:type="dxa"/>
           </w:tcPr>
           <w:p>
-            <w:pPr>
-              <w:rPr>
-                <w:rFonts w:hint="eastAsia"/>
-              </w:rPr>
-            </w:pPr>
             <w:r>
               <w:t>S</w:t>
             </w:r>
@@ -3839,11 +3727,6 @@
             <w:tcW w:w="3005" w:type="dxa"/>
           </w:tcPr>
           <w:p>
-            <w:pPr>
-              <w:rPr>
-                <w:rFonts w:hint="eastAsia"/>
-              </w:rPr>
-            </w:pPr>
             <w:r>
               <w:t>B</w:t>
             </w:r>
@@ -3860,11 +3743,6 @@
             <w:tcW w:w="3006" w:type="dxa"/>
           </w:tcPr>
           <w:p>
-            <w:pPr>
-              <w:rPr>
-                <w:rFonts w:hint="eastAsia"/>
-              </w:rPr>
-            </w:pPr>
             <w:r>
               <w:rPr>
                 <w:rFonts w:hint="eastAsia"/>
@@ -3886,11 +3764,6 @@
             <w:tcW w:w="3005" w:type="dxa"/>
           </w:tcPr>
           <w:p>
-            <w:pPr>
-              <w:rPr>
-                <w:rFonts w:hint="eastAsia"/>
-              </w:rPr>
-            </w:pPr>
             <w:r>
               <w:rPr>
                 <w:rFonts w:hint="eastAsia"/>
@@ -3910,36 +3783,21 @@
               </w:rPr>
             </w:pPr>
             <w:r>
-              <w:t>T</w:t>
-            </w:r>
-            <w:r>
-              <w:rPr>
-                <w:rFonts w:hint="eastAsia"/>
-              </w:rPr>
-              <w:t>inyint</w:t>
-            </w:r>
-          </w:p>
-        </w:tc>
-        <w:tc>
-          <w:tcPr>
-            <w:tcW w:w="3006" w:type="dxa"/>
-          </w:tcPr>
-          <w:p>
-            <w:pPr>
-              <w:rPr>
-                <w:rFonts w:hint="eastAsia"/>
-              </w:rPr>
-            </w:pPr>
-            <w:r>
-              <w:t>D</w:t>
-            </w:r>
-            <w:r>
-              <w:rPr>
-                <w:rFonts w:hint="eastAsia"/>
-              </w:rPr>
-              <w:t>efault 1, in(1, 2, 3)</w:t>
-            </w:r>
-          </w:p>
+              <w:t>I</w:t>
+            </w:r>
+            <w:r>
+              <w:rPr>
+                <w:rFonts w:hint="eastAsia"/>
+              </w:rPr>
+              <w:t>nteger</w:t>
+            </w:r>
+          </w:p>
+        </w:tc>
+        <w:tc>
+          <w:tcPr>
+            <w:tcW w:w="3006" w:type="dxa"/>
+          </w:tcPr>
+          <w:p/>
         </w:tc>
       </w:tr>
     </w:tbl>
@@ -3961,6 +3819,12 @@
         </w:rPr>
         <w:t>esume_photo</w:t>
       </w:r>
+      <w:r>
+        <w:rPr>
+          <w:rFonts w:hint="eastAsia"/>
+        </w:rPr>
+        <w:t>s</w:t>
+      </w:r>
     </w:p>
     <w:tbl>
       <w:tblPr>
@@ -3983,7 +3847,6 @@
             <w:pPr>
               <w:jc w:val="center"/>
               <w:rPr>
-                <w:rFonts w:hint="eastAsia"/>
                 <w:b/>
                 <w:bCs/>
               </w:rPr>
@@ -4007,7 +3870,6 @@
             <w:pPr>
               <w:jc w:val="center"/>
               <w:rPr>
-                <w:rFonts w:hint="eastAsia"/>
                 <w:b/>
                 <w:bCs/>
               </w:rPr>
@@ -4031,7 +3893,6 @@
             <w:pPr>
               <w:jc w:val="center"/>
               <w:rPr>
-                <w:rFonts w:hint="eastAsia"/>
                 <w:b/>
                 <w:bCs/>
               </w:rPr>
@@ -4053,11 +3914,6 @@
             <w:tcW w:w="3005" w:type="dxa"/>
           </w:tcPr>
           <w:p>
-            <w:pPr>
-              <w:rPr>
-                <w:rFonts w:hint="eastAsia"/>
-              </w:rPr>
-            </w:pPr>
             <w:r>
               <w:rPr>
                 <w:rFonts w:hint="eastAsia"/>
@@ -4071,11 +3927,6 @@
             <w:tcW w:w="3005" w:type="dxa"/>
           </w:tcPr>
           <w:p>
-            <w:pPr>
-              <w:rPr>
-                <w:rFonts w:hint="eastAsia"/>
-              </w:rPr>
-            </w:pPr>
             <w:r>
               <w:t>B</w:t>
             </w:r>
@@ -4092,31 +3943,27 @@
             <w:tcW w:w="3006" w:type="dxa"/>
           </w:tcPr>
           <w:p>
-            <w:pPr>
-              <w:rPr>
-                <w:rFonts w:hint="eastAsia"/>
-              </w:rPr>
-            </w:pPr>
             <w:r>
               <w:rPr>
                 <w:rFonts w:hint="eastAsia"/>
               </w:rPr>
               <w:t>PK</w:t>
             </w:r>
-          </w:p>
-        </w:tc>
-      </w:tr>
-      <w:tr>
-        <w:tc>
-          <w:tcPr>
-            <w:tcW w:w="3005" w:type="dxa"/>
-          </w:tcPr>
-          <w:p>
-            <w:pPr>
-              <w:rPr>
-                <w:rFonts w:hint="eastAsia"/>
-              </w:rPr>
-            </w:pPr>
+            <w:r>
+              <w:rPr>
+                <w:rFonts w:hint="eastAsia"/>
+              </w:rPr>
+              <w:t>, AUTO_INCREMENT</w:t>
+            </w:r>
+          </w:p>
+        </w:tc>
+      </w:tr>
+      <w:tr>
+        <w:tc>
+          <w:tcPr>
+            <w:tcW w:w="3005" w:type="dxa"/>
+          </w:tcPr>
+          <w:p>
             <w:r>
               <w:rPr>
                 <w:rFonts w:hint="eastAsia"/>
@@ -4130,11 +3977,6 @@
             <w:tcW w:w="3005" w:type="dxa"/>
           </w:tcPr>
           <w:p>
-            <w:pPr>
-              <w:rPr>
-                <w:rFonts w:hint="eastAsia"/>
-              </w:rPr>
-            </w:pPr>
             <w:r>
               <w:t>V</w:t>
             </w:r>
@@ -4142,20 +3984,27 @@
               <w:rPr>
                 <w:rFonts w:hint="eastAsia"/>
               </w:rPr>
-              <w:t>archar(512)</w:t>
-            </w:r>
-          </w:p>
-        </w:tc>
-        <w:tc>
-          <w:tcPr>
-            <w:tcW w:w="3006" w:type="dxa"/>
-          </w:tcPr>
-          <w:p>
-            <w:pPr>
-              <w:rPr>
-                <w:rFonts w:hint="eastAsia"/>
-              </w:rPr>
-            </w:pPr>
+              <w:t>archar(</w:t>
+            </w:r>
+            <w:r>
+              <w:rPr>
+                <w:rFonts w:hint="eastAsia"/>
+              </w:rPr>
+              <w:t>500</w:t>
+            </w:r>
+            <w:r>
+              <w:rPr>
+                <w:rFonts w:hint="eastAsia"/>
+              </w:rPr>
+              <w:t>)</w:t>
+            </w:r>
+          </w:p>
+        </w:tc>
+        <w:tc>
+          <w:tcPr>
+            <w:tcW w:w="3006" w:type="dxa"/>
+          </w:tcPr>
+          <w:p>
             <w:r>
               <w:t>N</w:t>
             </w:r>
@@ -4169,13 +4018,7 @@
         </w:tc>
       </w:tr>
     </w:tbl>
-    <w:p>
-      <w:pPr>
-        <w:rPr>
-          <w:rFonts w:hint="eastAsia"/>
-        </w:rPr>
-      </w:pPr>
-    </w:p>
+    <w:p/>
     <w:p>
       <w:pPr>
         <w:pStyle w:val="a6"/>
@@ -4215,7 +4058,6 @@
             <w:pPr>
               <w:jc w:val="center"/>
               <w:rPr>
-                <w:rFonts w:hint="eastAsia"/>
                 <w:b/>
                 <w:bCs/>
               </w:rPr>
@@ -4239,7 +4081,6 @@
             <w:pPr>
               <w:jc w:val="center"/>
               <w:rPr>
-                <w:rFonts w:hint="eastAsia"/>
                 <w:b/>
                 <w:bCs/>
               </w:rPr>
@@ -4263,7 +4104,6 @@
             <w:pPr>
               <w:jc w:val="center"/>
               <w:rPr>
-                <w:rFonts w:hint="eastAsia"/>
                 <w:b/>
                 <w:bCs/>
               </w:rPr>
@@ -4285,11 +4125,6 @@
             <w:tcW w:w="3005" w:type="dxa"/>
           </w:tcPr>
           <w:p>
-            <w:pPr>
-              <w:rPr>
-                <w:rFonts w:hint="eastAsia"/>
-              </w:rPr>
-            </w:pPr>
             <w:r>
               <w:rPr>
                 <w:rFonts w:hint="eastAsia"/>
@@ -4303,11 +4138,6 @@
             <w:tcW w:w="3005" w:type="dxa"/>
           </w:tcPr>
           <w:p>
-            <w:pPr>
-              <w:rPr>
-                <w:rFonts w:hint="eastAsia"/>
-              </w:rPr>
-            </w:pPr>
             <w:r>
               <w:t>B</w:t>
             </w:r>
@@ -4324,11 +4154,6 @@
             <w:tcW w:w="3006" w:type="dxa"/>
           </w:tcPr>
           <w:p>
-            <w:pPr>
-              <w:rPr>
-                <w:rFonts w:hint="eastAsia"/>
-              </w:rPr>
-            </w:pPr>
             <w:r>
               <w:rPr>
                 <w:rFonts w:hint="eastAsia"/>
@@ -4350,11 +4175,6 @@
             <w:tcW w:w="3005" w:type="dxa"/>
           </w:tcPr>
           <w:p>
-            <w:pPr>
-              <w:rPr>
-                <w:rFonts w:hint="eastAsia"/>
-              </w:rPr>
-            </w:pPr>
             <w:r>
               <w:t>I</w:t>
             </w:r>
@@ -4371,11 +4191,6 @@
             <w:tcW w:w="3005" w:type="dxa"/>
           </w:tcPr>
           <w:p>
-            <w:pPr>
-              <w:rPr>
-                <w:rFonts w:hint="eastAsia"/>
-              </w:rPr>
-            </w:pPr>
             <w:r>
               <w:t>B</w:t>
             </w:r>
@@ -4406,20 +4221,21 @@
               </w:rPr>
               <w:t>k</w:t>
             </w:r>
-          </w:p>
-        </w:tc>
-      </w:tr>
-      <w:tr>
-        <w:tc>
-          <w:tcPr>
-            <w:tcW w:w="3005" w:type="dxa"/>
-          </w:tcPr>
-          <w:p>
-            <w:pPr>
-              <w:rPr>
-                <w:rFonts w:hint="eastAsia"/>
-              </w:rPr>
-            </w:pPr>
+            <w:r>
+              <w:rPr>
+                <w:rFonts w:hint="eastAsia"/>
+              </w:rPr>
+              <w:t>, AUTO_INCREMENT</w:t>
+            </w:r>
+          </w:p>
+        </w:tc>
+      </w:tr>
+      <w:tr>
+        <w:tc>
+          <w:tcPr>
+            <w:tcW w:w="3005" w:type="dxa"/>
+          </w:tcPr>
+          <w:p>
             <w:r>
               <w:t>T</w:t>
             </w:r>
@@ -4436,11 +4252,6 @@
             <w:tcW w:w="3005" w:type="dxa"/>
           </w:tcPr>
           <w:p>
-            <w:pPr>
-              <w:rPr>
-                <w:rFonts w:hint="eastAsia"/>
-              </w:rPr>
-            </w:pPr>
             <w:r>
               <w:t>V</w:t>
             </w:r>
@@ -4448,6 +4259,238 @@
               <w:rPr>
                 <w:rFonts w:hint="eastAsia"/>
               </w:rPr>
+              <w:t>archar(</w:t>
+            </w:r>
+            <w:r>
+              <w:rPr>
+                <w:rFonts w:hint="eastAsia"/>
+              </w:rPr>
+              <w:t>500</w:t>
+            </w:r>
+            <w:r>
+              <w:rPr>
+                <w:rFonts w:hint="eastAsia"/>
+              </w:rPr>
+              <w:t>)</w:t>
+            </w:r>
+          </w:p>
+        </w:tc>
+        <w:tc>
+          <w:tcPr>
+            <w:tcW w:w="3006" w:type="dxa"/>
+          </w:tcPr>
+          <w:p/>
+        </w:tc>
+      </w:tr>
+      <w:tr>
+        <w:tc>
+          <w:tcPr>
+            <w:tcW w:w="3005" w:type="dxa"/>
+          </w:tcPr>
+          <w:p>
+            <w:r>
+              <w:t>S</w:t>
+            </w:r>
+            <w:r>
+              <w:rPr>
+                <w:rFonts w:hint="eastAsia"/>
+              </w:rPr>
+              <w:t>hort_comment</w:t>
+            </w:r>
+          </w:p>
+        </w:tc>
+        <w:tc>
+          <w:tcPr>
+            <w:tcW w:w="3005" w:type="dxa"/>
+          </w:tcPr>
+          <w:p>
+            <w:r>
+              <w:t>V</w:t>
+            </w:r>
+            <w:r>
+              <w:rPr>
+                <w:rFonts w:hint="eastAsia"/>
+              </w:rPr>
+              <w:t>archar(</w:t>
+            </w:r>
+            <w:r>
+              <w:rPr>
+                <w:rFonts w:hint="eastAsia"/>
+              </w:rPr>
+              <w:t>1500</w:t>
+            </w:r>
+            <w:r>
+              <w:rPr>
+                <w:rFonts w:hint="eastAsia"/>
+              </w:rPr>
+              <w:t>)</w:t>
+            </w:r>
+          </w:p>
+        </w:tc>
+        <w:tc>
+          <w:tcPr>
+            <w:tcW w:w="3006" w:type="dxa"/>
+          </w:tcPr>
+          <w:p/>
+        </w:tc>
+      </w:tr>
+      <w:tr>
+        <w:tc>
+          <w:tcPr>
+            <w:tcW w:w="3005" w:type="dxa"/>
+          </w:tcPr>
+          <w:p>
+            <w:r>
+              <w:t>S</w:t>
+            </w:r>
+            <w:r>
+              <w:rPr>
+                <w:rFonts w:hint="eastAsia"/>
+              </w:rPr>
+              <w:t>ummary</w:t>
+            </w:r>
+          </w:p>
+        </w:tc>
+        <w:tc>
+          <w:tcPr>
+            <w:tcW w:w="3005" w:type="dxa"/>
+          </w:tcPr>
+          <w:p>
+            <w:r>
+              <w:t>V</w:t>
+            </w:r>
+            <w:r>
+              <w:rPr>
+                <w:rFonts w:hint="eastAsia"/>
+              </w:rPr>
+              <w:t>archar(</w:t>
+            </w:r>
+            <w:r>
+              <w:rPr>
+                <w:rFonts w:hint="eastAsia"/>
+              </w:rPr>
+              <w:t>2</w:t>
+            </w:r>
+            <w:r>
+              <w:rPr>
+                <w:rFonts w:hint="eastAsia"/>
+              </w:rPr>
+              <w:t>500)</w:t>
+            </w:r>
+          </w:p>
+        </w:tc>
+        <w:tc>
+          <w:tcPr>
+            <w:tcW w:w="3006" w:type="dxa"/>
+          </w:tcPr>
+          <w:p/>
+        </w:tc>
+      </w:tr>
+      <w:tr>
+        <w:tc>
+          <w:tcPr>
+            <w:tcW w:w="3005" w:type="dxa"/>
+          </w:tcPr>
+          <w:p>
+            <w:r>
+              <w:lastRenderedPageBreak/>
+              <w:t>R</w:t>
+            </w:r>
+            <w:r>
+              <w:rPr>
+                <w:rFonts w:hint="eastAsia"/>
+              </w:rPr>
+              <w:t>ep_img</w:t>
+            </w:r>
+          </w:p>
+        </w:tc>
+        <w:tc>
+          <w:tcPr>
+            <w:tcW w:w="3005" w:type="dxa"/>
+          </w:tcPr>
+          <w:p>
+            <w:r>
+              <w:t>B</w:t>
+            </w:r>
+            <w:r>
+              <w:rPr>
+                <w:rFonts w:hint="eastAsia"/>
+              </w:rPr>
+              <w:t>igint</w:t>
+            </w:r>
+          </w:p>
+        </w:tc>
+        <w:tc>
+          <w:tcPr>
+            <w:tcW w:w="3006" w:type="dxa"/>
+          </w:tcPr>
+          <w:p>
+            <w:r>
+              <w:rPr>
+                <w:rFonts w:hint="eastAsia"/>
+              </w:rPr>
+              <w:t>FK(</w:t>
+            </w:r>
+            <w:r>
+              <w:t>P</w:t>
+            </w:r>
+            <w:r>
+              <w:rPr>
+                <w:rFonts w:hint="eastAsia"/>
+              </w:rPr>
+              <w:t>roject_photos</w:t>
+            </w:r>
+            <w:r>
+              <w:t>–</w:t>
+            </w:r>
+            <w:r>
+              <w:rPr>
+                <w:rFonts w:hint="eastAsia"/>
+              </w:rPr>
+              <w:t>id)</w:t>
+            </w:r>
+          </w:p>
+        </w:tc>
+      </w:tr>
+      <w:tr>
+        <w:tc>
+          <w:tcPr>
+            <w:tcW w:w="3005" w:type="dxa"/>
+          </w:tcPr>
+          <w:p>
+            <w:pPr>
+              <w:rPr>
+                <w:rFonts w:hint="eastAsia"/>
+              </w:rPr>
+            </w:pPr>
+            <w:r>
+              <w:t>O</w:t>
+            </w:r>
+            <w:r>
+              <w:rPr>
+                <w:rFonts w:hint="eastAsia"/>
+              </w:rPr>
+              <w:t>wner</w:t>
+            </w:r>
+          </w:p>
+        </w:tc>
+        <w:tc>
+          <w:tcPr>
+            <w:tcW w:w="3005" w:type="dxa"/>
+          </w:tcPr>
+          <w:p>
+            <w:pPr>
+              <w:rPr>
+                <w:rFonts w:hint="eastAsia"/>
+              </w:rPr>
+            </w:pPr>
+            <w:r>
+              <w:t>V</w:t>
+            </w:r>
+            <w:r>
+              <w:rPr>
+                <w:rFonts w:hint="eastAsia"/>
+              </w:rPr>
               <w:t>archar(255)</w:t>
             </w:r>
           </w:p>
@@ -4486,214 +4529,189 @@
               </w:rPr>
             </w:pPr>
             <w:r>
-              <w:t>S</w:t>
-            </w:r>
-            <w:r>
-              <w:rPr>
-                <w:rFonts w:hint="eastAsia"/>
-              </w:rPr>
-              <w:t>hort_comment</w:t>
-            </w:r>
-          </w:p>
-        </w:tc>
-        <w:tc>
-          <w:tcPr>
-            <w:tcW w:w="3005" w:type="dxa"/>
-          </w:tcPr>
-          <w:p>
-            <w:pPr>
-              <w:rPr>
-                <w:rFonts w:hint="eastAsia"/>
-              </w:rPr>
-            </w:pPr>
-            <w:r>
-              <w:t>V</w:t>
-            </w:r>
-            <w:r>
-              <w:rPr>
-                <w:rFonts w:hint="eastAsia"/>
-              </w:rPr>
-              <w:t>archar(</w:t>
-            </w:r>
-            <w:r>
-              <w:rPr>
-                <w:rFonts w:hint="eastAsia"/>
-              </w:rPr>
-              <w:t>255</w:t>
-            </w:r>
-            <w:r>
-              <w:rPr>
-                <w:rFonts w:hint="eastAsia"/>
-              </w:rPr>
-              <w:t>)</w:t>
-            </w:r>
-          </w:p>
-        </w:tc>
-        <w:tc>
-          <w:tcPr>
-            <w:tcW w:w="3006" w:type="dxa"/>
-          </w:tcPr>
-          <w:p>
-            <w:pPr>
-              <w:rPr>
-                <w:rFonts w:hint="eastAsia"/>
-              </w:rPr>
-            </w:pPr>
-            <w:r>
-              <w:t>N</w:t>
-            </w:r>
-            <w:r>
-              <w:rPr>
-                <w:rFonts w:hint="eastAsia"/>
-              </w:rPr>
-              <w:t>ot null</w:t>
-            </w:r>
-          </w:p>
-        </w:tc>
-      </w:tr>
-      <w:tr>
-        <w:tc>
-          <w:tcPr>
-            <w:tcW w:w="3005" w:type="dxa"/>
-          </w:tcPr>
-          <w:p>
-            <w:pPr>
-              <w:rPr>
-                <w:rFonts w:hint="eastAsia"/>
-              </w:rPr>
-            </w:pPr>
-            <w:r>
-              <w:t>S</w:t>
-            </w:r>
-            <w:r>
-              <w:rPr>
-                <w:rFonts w:hint="eastAsia"/>
-              </w:rPr>
-              <w:t>ummary</w:t>
-            </w:r>
-          </w:p>
-        </w:tc>
-        <w:tc>
-          <w:tcPr>
-            <w:tcW w:w="3005" w:type="dxa"/>
-          </w:tcPr>
-          <w:p>
-            <w:pPr>
-              <w:rPr>
-                <w:rFonts w:hint="eastAsia"/>
-              </w:rPr>
-            </w:pPr>
-            <w:r>
-              <w:t>V</w:t>
-            </w:r>
-            <w:r>
-              <w:rPr>
-                <w:rFonts w:hint="eastAsia"/>
-              </w:rPr>
-              <w:t>archar(500)</w:t>
-            </w:r>
-          </w:p>
-        </w:tc>
-        <w:tc>
-          <w:tcPr>
-            <w:tcW w:w="3006" w:type="dxa"/>
-          </w:tcPr>
-          <w:p>
-            <w:pPr>
-              <w:rPr>
-                <w:rFonts w:hint="eastAsia"/>
-              </w:rPr>
-            </w:pPr>
-            <w:r>
-              <w:t>N</w:t>
-            </w:r>
-            <w:r>
-              <w:rPr>
-                <w:rFonts w:hint="eastAsia"/>
-              </w:rPr>
-              <w:t>ot null</w:t>
-            </w:r>
-          </w:p>
-        </w:tc>
-      </w:tr>
-      <w:tr>
-        <w:tc>
-          <w:tcPr>
-            <w:tcW w:w="3005" w:type="dxa"/>
-          </w:tcPr>
-          <w:p>
-            <w:pPr>
-              <w:rPr>
-                <w:rFonts w:hint="eastAsia"/>
-              </w:rPr>
-            </w:pPr>
-            <w:r>
-              <w:t>R</w:t>
-            </w:r>
-            <w:r>
-              <w:rPr>
-                <w:rFonts w:hint="eastAsia"/>
-              </w:rPr>
-              <w:t>ep_img</w:t>
-            </w:r>
-          </w:p>
-        </w:tc>
-        <w:tc>
-          <w:tcPr>
-            <w:tcW w:w="3005" w:type="dxa"/>
-          </w:tcPr>
-          <w:p>
-            <w:pPr>
-              <w:rPr>
-                <w:rFonts w:hint="eastAsia"/>
-              </w:rPr>
-            </w:pPr>
-            <w:r>
-              <w:t>B</w:t>
-            </w:r>
-            <w:r>
-              <w:rPr>
-                <w:rFonts w:hint="eastAsia"/>
-              </w:rPr>
-              <w:t>igint</w:t>
-            </w:r>
-          </w:p>
-        </w:tc>
-        <w:tc>
-          <w:tcPr>
-            <w:tcW w:w="3006" w:type="dxa"/>
-          </w:tcPr>
-          <w:p>
-            <w:pPr>
-              <w:rPr>
-                <w:rFonts w:hint="eastAsia"/>
-              </w:rPr>
-            </w:pPr>
-            <w:r>
-              <w:rPr>
-                <w:rFonts w:hint="eastAsia"/>
-              </w:rPr>
-              <w:t>FK(</w:t>
-            </w:r>
-            <w:r>
-              <w:t>P</w:t>
-            </w:r>
-            <w:r>
-              <w:rPr>
-                <w:rFonts w:hint="eastAsia"/>
-              </w:rPr>
-              <w:t>roject_photos</w:t>
-            </w:r>
-            <w:r>
-              <w:t>–</w:t>
-            </w:r>
-            <w:r>
-              <w:rPr>
-                <w:rFonts w:hint="eastAsia"/>
-              </w:rPr>
-              <w:t>id)</w:t>
-            </w:r>
-          </w:p>
+              <w:t>F</w:t>
+            </w:r>
+            <w:r>
+              <w:rPr>
+                <w:rFonts w:hint="eastAsia"/>
+              </w:rPr>
+              <w:t>rom_date</w:t>
+            </w:r>
+          </w:p>
+        </w:tc>
+        <w:tc>
+          <w:tcPr>
+            <w:tcW w:w="3005" w:type="dxa"/>
+          </w:tcPr>
+          <w:p>
+            <w:pPr>
+              <w:rPr>
+                <w:rFonts w:hint="eastAsia"/>
+              </w:rPr>
+            </w:pPr>
+            <w:r>
+              <w:t>T</w:t>
+            </w:r>
+            <w:r>
+              <w:rPr>
+                <w:rFonts w:hint="eastAsia"/>
+              </w:rPr>
+              <w:t>imestamp</w:t>
+            </w:r>
+          </w:p>
+        </w:tc>
+        <w:tc>
+          <w:tcPr>
+            <w:tcW w:w="3006" w:type="dxa"/>
+          </w:tcPr>
+          <w:p/>
+        </w:tc>
+      </w:tr>
+      <w:tr>
+        <w:tc>
+          <w:tcPr>
+            <w:tcW w:w="3005" w:type="dxa"/>
+          </w:tcPr>
+          <w:p>
+            <w:pPr>
+              <w:rPr>
+                <w:rFonts w:hint="eastAsia"/>
+              </w:rPr>
+            </w:pPr>
+            <w:r>
+              <w:t>T</w:t>
+            </w:r>
+            <w:r>
+              <w:rPr>
+                <w:rFonts w:hint="eastAsia"/>
+              </w:rPr>
+              <w:t>o_date</w:t>
+            </w:r>
+          </w:p>
+        </w:tc>
+        <w:tc>
+          <w:tcPr>
+            <w:tcW w:w="3005" w:type="dxa"/>
+          </w:tcPr>
+          <w:p>
+            <w:pPr>
+              <w:rPr>
+                <w:rFonts w:hint="eastAsia"/>
+              </w:rPr>
+            </w:pPr>
+            <w:r>
+              <w:t>T</w:t>
+            </w:r>
+            <w:r>
+              <w:rPr>
+                <w:rFonts w:hint="eastAsia"/>
+              </w:rPr>
+              <w:t>imestamp</w:t>
+            </w:r>
+          </w:p>
+        </w:tc>
+        <w:tc>
+          <w:tcPr>
+            <w:tcW w:w="3006" w:type="dxa"/>
+          </w:tcPr>
+          <w:p/>
+        </w:tc>
+      </w:tr>
+      <w:tr>
+        <w:tc>
+          <w:tcPr>
+            <w:tcW w:w="3005" w:type="dxa"/>
+          </w:tcPr>
+          <w:p>
+            <w:pPr>
+              <w:rPr>
+                <w:rFonts w:hint="eastAsia"/>
+              </w:rPr>
+            </w:pPr>
+            <w:r>
+              <w:t>C</w:t>
+            </w:r>
+            <w:r>
+              <w:rPr>
+                <w:rFonts w:hint="eastAsia"/>
+              </w:rPr>
+              <w:t>reated_at</w:t>
+            </w:r>
+          </w:p>
+        </w:tc>
+        <w:tc>
+          <w:tcPr>
+            <w:tcW w:w="3005" w:type="dxa"/>
+          </w:tcPr>
+          <w:p>
+            <w:pPr>
+              <w:rPr>
+                <w:rFonts w:hint="eastAsia"/>
+              </w:rPr>
+            </w:pPr>
+            <w:r>
+              <w:t>T</w:t>
+            </w:r>
+            <w:r>
+              <w:rPr>
+                <w:rFonts w:hint="eastAsia"/>
+              </w:rPr>
+              <w:t>imestamp</w:t>
+            </w:r>
+          </w:p>
+        </w:tc>
+        <w:tc>
+          <w:tcPr>
+            <w:tcW w:w="3006" w:type="dxa"/>
+          </w:tcPr>
+          <w:p/>
+        </w:tc>
+      </w:tr>
+      <w:tr>
+        <w:tc>
+          <w:tcPr>
+            <w:tcW w:w="3005" w:type="dxa"/>
+          </w:tcPr>
+          <w:p>
+            <w:pPr>
+              <w:rPr>
+                <w:rFonts w:hint="eastAsia"/>
+              </w:rPr>
+            </w:pPr>
+            <w:r>
+              <w:t>U</w:t>
+            </w:r>
+            <w:r>
+              <w:rPr>
+                <w:rFonts w:hint="eastAsia"/>
+              </w:rPr>
+              <w:t>pdated_at</w:t>
+            </w:r>
+          </w:p>
+        </w:tc>
+        <w:tc>
+          <w:tcPr>
+            <w:tcW w:w="3005" w:type="dxa"/>
+          </w:tcPr>
+          <w:p>
+            <w:pPr>
+              <w:rPr>
+                <w:rFonts w:hint="eastAsia"/>
+              </w:rPr>
+            </w:pPr>
+            <w:r>
+              <w:rPr>
+                <w:rFonts w:hint="eastAsia"/>
+              </w:rPr>
+              <w:t>timestamp</w:t>
+            </w:r>
+          </w:p>
+        </w:tc>
+        <w:tc>
+          <w:tcPr>
+            <w:tcW w:w="3006" w:type="dxa"/>
+          </w:tcPr>
+          <w:p/>
         </w:tc>
       </w:tr>
     </w:tbl>
@@ -4736,19 +4754,6 @@
     <w:p>
       <w:pPr>
         <w:ind w:left="440"/>
-      </w:pPr>
-    </w:p>
-    <w:p>
-      <w:pPr>
-        <w:ind w:left="440"/>
-        <w:rPr>
-          <w:rFonts w:hint="eastAsia"/>
-        </w:rPr>
-      </w:pPr>
-    </w:p>
-    <w:p>
-      <w:pPr>
-        <w:ind w:left="440"/>
         <w:rPr>
           <w:rFonts w:hint="eastAsia"/>
         </w:rPr>
@@ -4761,15 +4766,11 @@
           <w:ilvl w:val="0"/>
           <w:numId w:val="1"/>
         </w:numPr>
-        <w:rPr>
-          <w:rFonts w:hint="eastAsia"/>
-        </w:rPr>
       </w:pPr>
       <w:r>
         <w:rPr>
           <w:rFonts w:hint="eastAsia"/>
         </w:rPr>
-        <w:lastRenderedPageBreak/>
         <w:t>Project_photos</w:t>
       </w:r>
     </w:p>
@@ -4794,7 +4795,6 @@
             <w:pPr>
               <w:jc w:val="center"/>
               <w:rPr>
-                <w:rFonts w:hint="eastAsia"/>
                 <w:b/>
                 <w:bCs/>
               </w:rPr>
@@ -4818,7 +4818,6 @@
             <w:pPr>
               <w:jc w:val="center"/>
               <w:rPr>
-                <w:rFonts w:hint="eastAsia"/>
                 <w:b/>
                 <w:bCs/>
               </w:rPr>
@@ -4842,7 +4841,6 @@
             <w:pPr>
               <w:jc w:val="center"/>
               <w:rPr>
-                <w:rFonts w:hint="eastAsia"/>
                 <w:b/>
                 <w:bCs/>
               </w:rPr>
@@ -4864,11 +4862,6 @@
             <w:tcW w:w="3005" w:type="dxa"/>
           </w:tcPr>
           <w:p>
-            <w:pPr>
-              <w:rPr>
-                <w:rFonts w:hint="eastAsia"/>
-              </w:rPr>
-            </w:pPr>
             <w:r>
               <w:t>I</w:t>
             </w:r>
@@ -4885,11 +4878,6 @@
             <w:tcW w:w="3005" w:type="dxa"/>
           </w:tcPr>
           <w:p>
-            <w:pPr>
-              <w:rPr>
-                <w:rFonts w:hint="eastAsia"/>
-              </w:rPr>
-            </w:pPr>
             <w:r>
               <w:t>B</w:t>
             </w:r>
@@ -4906,11 +4894,6 @@
             <w:tcW w:w="3006" w:type="dxa"/>
           </w:tcPr>
           <w:p>
-            <w:pPr>
-              <w:rPr>
-                <w:rFonts w:hint="eastAsia"/>
-              </w:rPr>
-            </w:pPr>
             <w:r>
               <w:rPr>
                 <w:rFonts w:hint="eastAsia"/>
@@ -4926,11 +4909,6 @@
             <w:tcW w:w="3005" w:type="dxa"/>
           </w:tcPr>
           <w:p>
-            <w:pPr>
-              <w:rPr>
-                <w:rFonts w:hint="eastAsia"/>
-              </w:rPr>
-            </w:pPr>
             <w:r>
               <w:rPr>
                 <w:rFonts w:hint="eastAsia"/>
@@ -4944,11 +4922,6 @@
             <w:tcW w:w="3005" w:type="dxa"/>
           </w:tcPr>
           <w:p>
-            <w:pPr>
-              <w:rPr>
-                <w:rFonts w:hint="eastAsia"/>
-              </w:rPr>
-            </w:pPr>
             <w:r>
               <w:t>V</w:t>
             </w:r>
@@ -4965,11 +4938,6 @@
             <w:tcW w:w="3006" w:type="dxa"/>
           </w:tcPr>
           <w:p>
-            <w:pPr>
-              <w:rPr>
-                <w:rFonts w:hint="eastAsia"/>
-              </w:rPr>
-            </w:pPr>
             <w:r>
               <w:t>N</w:t>
             </w:r>
@@ -4979,26 +4947,15 @@
               </w:rPr>
               <w:t>ot null</w:t>
             </w:r>
-            <w:r>
-              <w:rPr>
-                <w:rFonts w:hint="eastAsia"/>
-              </w:rPr>
-              <w:t>, unique</w:t>
-            </w:r>
-          </w:p>
-        </w:tc>
-      </w:tr>
-      <w:tr>
-        <w:tc>
-          <w:tcPr>
-            <w:tcW w:w="3005" w:type="dxa"/>
-          </w:tcPr>
-          <w:p>
-            <w:pPr>
-              <w:rPr>
-                <w:rFonts w:hint="eastAsia"/>
-              </w:rPr>
-            </w:pPr>
+          </w:p>
+        </w:tc>
+      </w:tr>
+      <w:tr>
+        <w:tc>
+          <w:tcPr>
+            <w:tcW w:w="3005" w:type="dxa"/>
+          </w:tcPr>
+          <w:p>
             <w:r>
               <w:t>P</w:t>
             </w:r>
@@ -5015,11 +4972,6 @@
             <w:tcW w:w="3005" w:type="dxa"/>
           </w:tcPr>
           <w:p>
-            <w:pPr>
-              <w:rPr>
-                <w:rFonts w:hint="eastAsia"/>
-              </w:rPr>
-            </w:pPr>
             <w:r>
               <w:t>B</w:t>
             </w:r>
@@ -5036,11 +4988,6 @@
             <w:tcW w:w="3006" w:type="dxa"/>
           </w:tcPr>
           <w:p>
-            <w:pPr>
-              <w:rPr>
-                <w:rFonts w:hint="eastAsia"/>
-              </w:rPr>
-            </w:pPr>
             <w:r>
               <w:rPr>
                 <w:rFonts w:hint="eastAsia"/>
@@ -5088,7 +5035,6 @@
             <w:pPr>
               <w:jc w:val="center"/>
               <w:rPr>
-                <w:rFonts w:hint="eastAsia"/>
                 <w:b/>
                 <w:bCs/>
               </w:rPr>
@@ -5112,7 +5058,6 @@
             <w:pPr>
               <w:jc w:val="center"/>
               <w:rPr>
-                <w:rFonts w:hint="eastAsia"/>
                 <w:b/>
                 <w:bCs/>
               </w:rPr>
@@ -5136,7 +5081,6 @@
             <w:pPr>
               <w:jc w:val="center"/>
               <w:rPr>
-                <w:rFonts w:hint="eastAsia"/>
                 <w:b/>
                 <w:bCs/>
               </w:rPr>
@@ -5158,11 +5102,6 @@
             <w:tcW w:w="3005" w:type="dxa"/>
           </w:tcPr>
           <w:p>
-            <w:pPr>
-              <w:rPr>
-                <w:rFonts w:hint="eastAsia"/>
-              </w:rPr>
-            </w:pPr>
             <w:r>
               <w:t>P</w:t>
             </w:r>
@@ -5179,11 +5118,6 @@
             <w:tcW w:w="3005" w:type="dxa"/>
           </w:tcPr>
           <w:p>
-            <w:pPr>
-              <w:rPr>
-                <w:rFonts w:hint="eastAsia"/>
-              </w:rPr>
-            </w:pPr>
             <w:r>
               <w:t>B</w:t>
             </w:r>
@@ -5200,11 +5134,6 @@
             <w:tcW w:w="3006" w:type="dxa"/>
           </w:tcPr>
           <w:p>
-            <w:pPr>
-              <w:rPr>
-                <w:rFonts w:hint="eastAsia"/>
-              </w:rPr>
-            </w:pPr>
             <w:r>
               <w:rPr>
                 <w:rFonts w:hint="eastAsia"/>
@@ -5220,11 +5149,6 @@
             <w:tcW w:w="3005" w:type="dxa"/>
           </w:tcPr>
           <w:p>
-            <w:pPr>
-              <w:rPr>
-                <w:rFonts w:hint="eastAsia"/>
-              </w:rPr>
-            </w:pPr>
             <w:r>
               <w:t>I</w:t>
             </w:r>
@@ -5241,11 +5165,6 @@
             <w:tcW w:w="3005" w:type="dxa"/>
           </w:tcPr>
           <w:p>
-            <w:pPr>
-              <w:rPr>
-                <w:rFonts w:hint="eastAsia"/>
-              </w:rPr>
-            </w:pPr>
             <w:r>
               <w:t>B</w:t>
             </w:r>
@@ -5273,20 +5192,21 @@
               </w:rPr>
               <w:t>PK</w:t>
             </w:r>
-          </w:p>
-        </w:tc>
-      </w:tr>
-      <w:tr>
-        <w:tc>
-          <w:tcPr>
-            <w:tcW w:w="3005" w:type="dxa"/>
-          </w:tcPr>
-          <w:p>
-            <w:pPr>
-              <w:rPr>
-                <w:rFonts w:hint="eastAsia"/>
-              </w:rPr>
-            </w:pPr>
+            <w:r>
+              <w:rPr>
+                <w:rFonts w:hint="eastAsia"/>
+              </w:rPr>
+              <w:t>, AUTO_INCREMENT</w:t>
+            </w:r>
+          </w:p>
+        </w:tc>
+      </w:tr>
+      <w:tr>
+        <w:tc>
+          <w:tcPr>
+            <w:tcW w:w="3005" w:type="dxa"/>
+          </w:tcPr>
+          <w:p>
             <w:r>
               <w:t>P</w:t>
             </w:r>
@@ -5303,11 +5223,6 @@
             <w:tcW w:w="3005" w:type="dxa"/>
           </w:tcPr>
           <w:p>
-            <w:pPr>
-              <w:rPr>
-                <w:rFonts w:hint="eastAsia"/>
-              </w:rPr>
-            </w:pPr>
             <w:r>
               <w:t>V</w:t>
             </w:r>
@@ -5315,20 +5230,27 @@
               <w:rPr>
                 <w:rFonts w:hint="eastAsia"/>
               </w:rPr>
-              <w:t>archar(500)</w:t>
-            </w:r>
-          </w:p>
-        </w:tc>
-        <w:tc>
-          <w:tcPr>
-            <w:tcW w:w="3006" w:type="dxa"/>
-          </w:tcPr>
-          <w:p>
-            <w:pPr>
-              <w:rPr>
-                <w:rFonts w:hint="eastAsia"/>
-              </w:rPr>
-            </w:pPr>
+              <w:t>archar(</w:t>
+            </w:r>
+            <w:r>
+              <w:rPr>
+                <w:rFonts w:hint="eastAsia"/>
+              </w:rPr>
+              <w:t>2047</w:t>
+            </w:r>
+            <w:r>
+              <w:rPr>
+                <w:rFonts w:hint="eastAsia"/>
+              </w:rPr>
+              <w:t>)</w:t>
+            </w:r>
+          </w:p>
+        </w:tc>
+        <w:tc>
+          <w:tcPr>
+            <w:tcW w:w="3006" w:type="dxa"/>
+          </w:tcPr>
+          <w:p>
             <w:r>
               <w:t>N</w:t>
             </w:r>
@@ -5347,11 +5269,6 @@
             <w:tcW w:w="3005" w:type="dxa"/>
           </w:tcPr>
           <w:p>
-            <w:pPr>
-              <w:rPr>
-                <w:rFonts w:hint="eastAsia"/>
-              </w:rPr>
-            </w:pPr>
             <w:r>
               <w:rPr>
                 <w:rFonts w:hint="eastAsia"/>
@@ -5365,11 +5282,6 @@
             <w:tcW w:w="3005" w:type="dxa"/>
           </w:tcPr>
           <w:p>
-            <w:pPr>
-              <w:rPr>
-                <w:rFonts w:hint="eastAsia"/>
-              </w:rPr>
-            </w:pPr>
             <w:r>
               <w:t>V</w:t>
             </w:r>
@@ -5377,20 +5289,27 @@
               <w:rPr>
                 <w:rFonts w:hint="eastAsia"/>
               </w:rPr>
-              <w:t>archar(500)</w:t>
-            </w:r>
-          </w:p>
-        </w:tc>
-        <w:tc>
-          <w:tcPr>
-            <w:tcW w:w="3006" w:type="dxa"/>
-          </w:tcPr>
-          <w:p>
-            <w:pPr>
-              <w:rPr>
-                <w:rFonts w:hint="eastAsia"/>
-              </w:rPr>
-            </w:pPr>
+              <w:t>archar(</w:t>
+            </w:r>
+            <w:r>
+              <w:rPr>
+                <w:rFonts w:hint="eastAsia"/>
+              </w:rPr>
+              <w:t>2047</w:t>
+            </w:r>
+            <w:r>
+              <w:rPr>
+                <w:rFonts w:hint="eastAsia"/>
+              </w:rPr>
+              <w:t>)</w:t>
+            </w:r>
+          </w:p>
+        </w:tc>
+        <w:tc>
+          <w:tcPr>
+            <w:tcW w:w="3006" w:type="dxa"/>
+          </w:tcPr>
+          <w:p>
             <w:r>
               <w:t>N</w:t>
             </w:r>
@@ -5409,11 +5328,6 @@
             <w:tcW w:w="3005" w:type="dxa"/>
           </w:tcPr>
           <w:p>
-            <w:pPr>
-              <w:rPr>
-                <w:rFonts w:hint="eastAsia"/>
-              </w:rPr>
-            </w:pPr>
             <w:r>
               <w:t>R</w:t>
             </w:r>
@@ -5430,11 +5344,6 @@
             <w:tcW w:w="3005" w:type="dxa"/>
           </w:tcPr>
           <w:p>
-            <w:pPr>
-              <w:rPr>
-                <w:rFonts w:hint="eastAsia"/>
-              </w:rPr>
-            </w:pPr>
             <w:r>
               <w:t>V</w:t>
             </w:r>
@@ -5442,20 +5351,27 @@
               <w:rPr>
                 <w:rFonts w:hint="eastAsia"/>
               </w:rPr>
-              <w:t>archar(500)</w:t>
-            </w:r>
-          </w:p>
-        </w:tc>
-        <w:tc>
-          <w:tcPr>
-            <w:tcW w:w="3006" w:type="dxa"/>
-          </w:tcPr>
-          <w:p>
-            <w:pPr>
-              <w:rPr>
-                <w:rFonts w:hint="eastAsia"/>
-              </w:rPr>
-            </w:pPr>
+              <w:t>archar(</w:t>
+            </w:r>
+            <w:r>
+              <w:rPr>
+                <w:rFonts w:hint="eastAsia"/>
+              </w:rPr>
+              <w:t>2047</w:t>
+            </w:r>
+            <w:r>
+              <w:rPr>
+                <w:rFonts w:hint="eastAsia"/>
+              </w:rPr>
+              <w:t>)</w:t>
+            </w:r>
+          </w:p>
+        </w:tc>
+        <w:tc>
+          <w:tcPr>
+            <w:tcW w:w="3006" w:type="dxa"/>
+          </w:tcPr>
+          <w:p>
             <w:r>
               <w:t>N</w:t>
             </w:r>
@@ -5474,11 +5390,6 @@
             <w:tcW w:w="3005" w:type="dxa"/>
           </w:tcPr>
           <w:p>
-            <w:pPr>
-              <w:rPr>
-                <w:rFonts w:hint="eastAsia"/>
-              </w:rPr>
-            </w:pPr>
             <w:r>
               <w:t>L</w:t>
             </w:r>
@@ -5495,11 +5406,6 @@
             <w:tcW w:w="3005" w:type="dxa"/>
           </w:tcPr>
           <w:p>
-            <w:pPr>
-              <w:rPr>
-                <w:rFonts w:hint="eastAsia"/>
-              </w:rPr>
-            </w:pPr>
             <w:r>
               <w:t>V</w:t>
             </w:r>
@@ -5507,7 +5413,19 @@
               <w:rPr>
                 <w:rFonts w:hint="eastAsia"/>
               </w:rPr>
-              <w:t>archar(500)</w:t>
+              <w:t>archar(</w:t>
+            </w:r>
+            <w:r>
+              <w:rPr>
+                <w:rFonts w:hint="eastAsia"/>
+              </w:rPr>
+              <w:t>2047</w:t>
+            </w:r>
+            <w:r>
+              <w:rPr>
+                <w:rFonts w:hint="eastAsia"/>
+              </w:rPr>
+              <w:t>)</w:t>
             </w:r>
           </w:p>
         </w:tc>
@@ -5519,13 +5437,7 @@
         </w:tc>
       </w:tr>
     </w:tbl>
-    <w:p>
-      <w:pPr>
-        <w:rPr>
-          <w:rFonts w:hint="eastAsia"/>
-        </w:rPr>
-      </w:pPr>
-    </w:p>
+    <w:p/>
     <w:p>
       <w:pPr>
         <w:pStyle w:val="a6"/>
@@ -5540,6 +5452,12 @@
         </w:rPr>
         <w:t>Role</w:t>
       </w:r>
+      <w:r>
+        <w:rPr>
+          <w:rFonts w:hint="eastAsia"/>
+        </w:rPr>
+        <w:t>s</w:t>
+      </w:r>
     </w:p>
     <w:tbl>
       <w:tblPr>
@@ -5562,7 +5480,6 @@
             <w:pPr>
               <w:jc w:val="center"/>
               <w:rPr>
-                <w:rFonts w:hint="eastAsia"/>
                 <w:b/>
                 <w:bCs/>
               </w:rPr>
@@ -5586,7 +5503,6 @@
             <w:pPr>
               <w:jc w:val="center"/>
               <w:rPr>
-                <w:rFonts w:hint="eastAsia"/>
                 <w:b/>
                 <w:bCs/>
               </w:rPr>
@@ -5610,7 +5526,6 @@
             <w:pPr>
               <w:jc w:val="center"/>
               <w:rPr>
-                <w:rFonts w:hint="eastAsia"/>
                 <w:b/>
                 <w:bCs/>
               </w:rPr>
@@ -5632,11 +5547,6 @@
             <w:tcW w:w="3005" w:type="dxa"/>
           </w:tcPr>
           <w:p>
-            <w:pPr>
-              <w:rPr>
-                <w:rFonts w:hint="eastAsia"/>
-              </w:rPr>
-            </w:pPr>
             <w:r>
               <w:t>P</w:t>
             </w:r>
@@ -5653,11 +5563,6 @@
             <w:tcW w:w="3005" w:type="dxa"/>
           </w:tcPr>
           <w:p>
-            <w:pPr>
-              <w:rPr>
-                <w:rFonts w:hint="eastAsia"/>
-              </w:rPr>
-            </w:pPr>
             <w:r>
               <w:t>B</w:t>
             </w:r>
@@ -5674,11 +5579,6 @@
             <w:tcW w:w="3006" w:type="dxa"/>
           </w:tcPr>
           <w:p>
-            <w:pPr>
-              <w:rPr>
-                <w:rFonts w:hint="eastAsia"/>
-              </w:rPr>
-            </w:pPr>
             <w:r>
               <w:rPr>
                 <w:rFonts w:hint="eastAsia"/>
@@ -5694,11 +5594,6 @@
             <w:tcW w:w="3005" w:type="dxa"/>
           </w:tcPr>
           <w:p>
-            <w:pPr>
-              <w:rPr>
-                <w:rFonts w:hint="eastAsia"/>
-              </w:rPr>
-            </w:pPr>
             <w:r>
               <w:t>I</w:t>
             </w:r>
@@ -5715,11 +5610,6 @@
             <w:tcW w:w="3005" w:type="dxa"/>
           </w:tcPr>
           <w:p>
-            <w:pPr>
-              <w:rPr>
-                <w:rFonts w:hint="eastAsia"/>
-              </w:rPr>
-            </w:pPr>
             <w:r>
               <w:rPr>
                 <w:rFonts w:hint="eastAsia"/>
@@ -5744,20 +5634,21 @@
               </w:rPr>
               <w:t>PK</w:t>
             </w:r>
-          </w:p>
-        </w:tc>
-      </w:tr>
-      <w:tr>
-        <w:tc>
-          <w:tcPr>
-            <w:tcW w:w="3005" w:type="dxa"/>
-          </w:tcPr>
-          <w:p>
-            <w:pPr>
-              <w:rPr>
-                <w:rFonts w:hint="eastAsia"/>
-              </w:rPr>
-            </w:pPr>
+            <w:r>
+              <w:rPr>
+                <w:rFonts w:hint="eastAsia"/>
+              </w:rPr>
+              <w:t>, AUTO_INCREMENT</w:t>
+            </w:r>
+          </w:p>
+        </w:tc>
+      </w:tr>
+      <w:tr>
+        <w:tc>
+          <w:tcPr>
+            <w:tcW w:w="3005" w:type="dxa"/>
+          </w:tcPr>
+          <w:p>
             <w:r>
               <w:t>R</w:t>
             </w:r>
@@ -5774,11 +5665,6 @@
             <w:tcW w:w="3005" w:type="dxa"/>
           </w:tcPr>
           <w:p>
-            <w:pPr>
-              <w:rPr>
-                <w:rFonts w:hint="eastAsia"/>
-              </w:rPr>
-            </w:pPr>
             <w:r>
               <w:t>V</w:t>
             </w:r>
@@ -5786,20 +5672,27 @@
               <w:rPr>
                 <w:rFonts w:hint="eastAsia"/>
               </w:rPr>
-              <w:t>archar(255)</w:t>
-            </w:r>
-          </w:p>
-        </w:tc>
-        <w:tc>
-          <w:tcPr>
-            <w:tcW w:w="3006" w:type="dxa"/>
-          </w:tcPr>
-          <w:p>
-            <w:pPr>
-              <w:rPr>
-                <w:rFonts w:hint="eastAsia"/>
-              </w:rPr>
-            </w:pPr>
+              <w:t>archar(</w:t>
+            </w:r>
+            <w:r>
+              <w:rPr>
+                <w:rFonts w:hint="eastAsia"/>
+              </w:rPr>
+              <w:t>500</w:t>
+            </w:r>
+            <w:r>
+              <w:rPr>
+                <w:rFonts w:hint="eastAsia"/>
+              </w:rPr>
+              <w:t>)</w:t>
+            </w:r>
+          </w:p>
+        </w:tc>
+        <w:tc>
+          <w:tcPr>
+            <w:tcW w:w="3006" w:type="dxa"/>
+          </w:tcPr>
+          <w:p>
             <w:r>
               <w:t>N</w:t>
             </w:r>
@@ -5818,11 +5711,6 @@
             <w:tcW w:w="3005" w:type="dxa"/>
           </w:tcPr>
           <w:p>
-            <w:pPr>
-              <w:rPr>
-                <w:rFonts w:hint="eastAsia"/>
-              </w:rPr>
-            </w:pPr>
             <w:r>
               <w:t>R</w:t>
             </w:r>
@@ -5839,11 +5727,6 @@
             <w:tcW w:w="3005" w:type="dxa"/>
           </w:tcPr>
           <w:p>
-            <w:pPr>
-              <w:rPr>
-                <w:rFonts w:hint="eastAsia"/>
-              </w:rPr>
-            </w:pPr>
             <w:r>
               <w:t>V</w:t>
             </w:r>
@@ -5851,20 +5734,27 @@
               <w:rPr>
                 <w:rFonts w:hint="eastAsia"/>
               </w:rPr>
-              <w:t>archar(600)</w:t>
-            </w:r>
-          </w:p>
-        </w:tc>
-        <w:tc>
-          <w:tcPr>
-            <w:tcW w:w="3006" w:type="dxa"/>
-          </w:tcPr>
-          <w:p>
-            <w:pPr>
-              <w:rPr>
-                <w:rFonts w:hint="eastAsia"/>
-              </w:rPr>
-            </w:pPr>
+              <w:t>archar(</w:t>
+            </w:r>
+            <w:r>
+              <w:rPr>
+                <w:rFonts w:hint="eastAsia"/>
+              </w:rPr>
+              <w:t>2500</w:t>
+            </w:r>
+            <w:r>
+              <w:rPr>
+                <w:rFonts w:hint="eastAsia"/>
+              </w:rPr>
+              <w:t>)</w:t>
+            </w:r>
+          </w:p>
+        </w:tc>
+        <w:tc>
+          <w:tcPr>
+            <w:tcW w:w="3006" w:type="dxa"/>
+          </w:tcPr>
+          <w:p>
             <w:r>
               <w:t>N</w:t>
             </w:r>
@@ -5888,6 +5778,7 @@
         </w:numPr>
       </w:pPr>
       <w:r>
+        <w:lastRenderedPageBreak/>
         <w:t>R</w:t>
       </w:r>
       <w:r>
@@ -5918,7 +5809,6 @@
             <w:pPr>
               <w:jc w:val="center"/>
               <w:rPr>
-                <w:rFonts w:hint="eastAsia"/>
                 <w:b/>
                 <w:bCs/>
               </w:rPr>
@@ -5942,7 +5832,6 @@
             <w:pPr>
               <w:jc w:val="center"/>
               <w:rPr>
-                <w:rFonts w:hint="eastAsia"/>
                 <w:b/>
                 <w:bCs/>
               </w:rPr>
@@ -5966,7 +5855,6 @@
             <w:pPr>
               <w:jc w:val="center"/>
               <w:rPr>
-                <w:rFonts w:hint="eastAsia"/>
                 <w:b/>
                 <w:bCs/>
               </w:rPr>
@@ -5988,11 +5876,6 @@
             <w:tcW w:w="3005" w:type="dxa"/>
           </w:tcPr>
           <w:p>
-            <w:pPr>
-              <w:rPr>
-                <w:rFonts w:hint="eastAsia"/>
-              </w:rPr>
-            </w:pPr>
             <w:r>
               <w:t>P</w:t>
             </w:r>
@@ -6009,11 +5892,6 @@
             <w:tcW w:w="3005" w:type="dxa"/>
           </w:tcPr>
           <w:p>
-            <w:pPr>
-              <w:rPr>
-                <w:rFonts w:hint="eastAsia"/>
-              </w:rPr>
-            </w:pPr>
             <w:r>
               <w:t>B</w:t>
             </w:r>
@@ -6030,11 +5908,6 @@
             <w:tcW w:w="3006" w:type="dxa"/>
           </w:tcPr>
           <w:p>
-            <w:pPr>
-              <w:rPr>
-                <w:rFonts w:hint="eastAsia"/>
-              </w:rPr>
-            </w:pPr>
             <w:r>
               <w:rPr>
                 <w:rFonts w:hint="eastAsia"/>
@@ -6056,11 +5929,6 @@
             <w:tcW w:w="3005" w:type="dxa"/>
           </w:tcPr>
           <w:p>
-            <w:pPr>
-              <w:rPr>
-                <w:rFonts w:hint="eastAsia"/>
-              </w:rPr>
-            </w:pPr>
             <w:r>
               <w:t>R</w:t>
             </w:r>
@@ -6083,26 +5951,18 @@
               </w:rPr>
             </w:pPr>
             <w:r>
-              <w:t>T</w:t>
-            </w:r>
-            <w:r>
-              <w:rPr>
-                <w:rFonts w:hint="eastAsia"/>
-              </w:rPr>
-              <w:t>inyint</w:t>
-            </w:r>
-          </w:p>
-        </w:tc>
-        <w:tc>
-          <w:tcPr>
-            <w:tcW w:w="3006" w:type="dxa"/>
-          </w:tcPr>
-          <w:p>
-            <w:pPr>
-              <w:rPr>
-                <w:rFonts w:hint="eastAsia"/>
-              </w:rPr>
-            </w:pPr>
+              <w:rPr>
+                <w:rFonts w:hint="eastAsia"/>
+              </w:rPr>
+              <w:t>integer</w:t>
+            </w:r>
+          </w:p>
+        </w:tc>
+        <w:tc>
+          <w:tcPr>
+            <w:tcW w:w="3006" w:type="dxa"/>
+          </w:tcPr>
+          <w:p>
             <w:r>
               <w:t>N</w:t>
             </w:r>
@@ -6121,11 +5981,6 @@
             <w:tcW w:w="3005" w:type="dxa"/>
           </w:tcPr>
           <w:p>
-            <w:pPr>
-              <w:rPr>
-                <w:rFonts w:hint="eastAsia"/>
-              </w:rPr>
-            </w:pPr>
             <w:r>
               <w:rPr>
                 <w:rFonts w:hint="eastAsia"/>
@@ -6139,11 +5994,6 @@
             <w:tcW w:w="3005" w:type="dxa"/>
           </w:tcPr>
           <w:p>
-            <w:pPr>
-              <w:rPr>
-                <w:rFonts w:hint="eastAsia"/>
-              </w:rPr>
-            </w:pPr>
             <w:r>
               <w:t>V</w:t>
             </w:r>
@@ -6151,20 +6001,27 @@
               <w:rPr>
                 <w:rFonts w:hint="eastAsia"/>
               </w:rPr>
-              <w:t>archar(512)</w:t>
-            </w:r>
-          </w:p>
-        </w:tc>
-        <w:tc>
-          <w:tcPr>
-            <w:tcW w:w="3006" w:type="dxa"/>
-          </w:tcPr>
-          <w:p>
-            <w:pPr>
-              <w:rPr>
-                <w:rFonts w:hint="eastAsia"/>
-              </w:rPr>
-            </w:pPr>
+              <w:t>archar(5</w:t>
+            </w:r>
+            <w:r>
+              <w:rPr>
+                <w:rFonts w:hint="eastAsia"/>
+              </w:rPr>
+              <w:t>00</w:t>
+            </w:r>
+            <w:r>
+              <w:rPr>
+                <w:rFonts w:hint="eastAsia"/>
+              </w:rPr>
+              <w:t>)</w:t>
+            </w:r>
+          </w:p>
+        </w:tc>
+        <w:tc>
+          <w:tcPr>
+            <w:tcW w:w="3006" w:type="dxa"/>
+          </w:tcPr>
+          <w:p>
             <w:r>
               <w:rPr>
                 <w:rFonts w:hint="eastAsia"/>
@@ -6182,9 +6039,6 @@
           <w:ilvl w:val="0"/>
           <w:numId w:val="2"/>
         </w:numPr>
-        <w:rPr>
-          <w:rFonts w:hint="eastAsia"/>
-        </w:rPr>
       </w:pPr>
       <w:r>
         <w:t>R</w:t>
@@ -6193,24 +6047,22 @@
         <w:rPr>
           <w:rFonts w:hint="eastAsia"/>
         </w:rPr>
-        <w:t>epo_type은 저장소의 종류를 의미. 일단 1 -&gt; github</w:t>
+        <w:t xml:space="preserve">epo_type은 저장소의 종류를 의미. 일단 </w:t>
       </w:r>
-    </w:p>
-    <w:p/>
-    <w:p/>
-    <w:p>
-      <w:pPr>
-        <w:rPr>
-          <w:rFonts w:hint="eastAsia"/>
-        </w:rPr>
-      </w:pPr>
       <w:r>
         <w:rPr>
           <w:rFonts w:hint="eastAsia"/>
         </w:rPr>
-        <w:t>d</w:t>
+        <w:t>0</w:t>
+      </w:r>
+      <w:r>
+        <w:rPr>
+          <w:rFonts w:hint="eastAsia"/>
+        </w:rPr>
+        <w:t xml:space="preserve"> -&gt; github</w:t>
       </w:r>
     </w:p>
+    <w:p/>
     <w:p>
       <w:pPr>
         <w:pStyle w:val="a6"/>
@@ -6223,8 +6075,25 @@
         <w:rPr>
           <w:rFonts w:hint="eastAsia"/>
         </w:rPr>
-        <w:lastRenderedPageBreak/>
-        <w:t>Open_source_and_lib</w:t>
+        <w:t>Open_source</w:t>
+      </w:r>
+      <w:r>
+        <w:rPr>
+          <w:rFonts w:hint="eastAsia"/>
+        </w:rPr>
+        <w:t>s</w:t>
+      </w:r>
+      <w:r>
+        <w:rPr>
+          <w:rFonts w:hint="eastAsia"/>
+        </w:rPr>
+        <w:t>_and_lib</w:t>
+      </w:r>
+      <w:r>
+        <w:rPr>
+          <w:rFonts w:hint="eastAsia"/>
+        </w:rPr>
+        <w:t>s</w:t>
       </w:r>
     </w:p>
     <w:tbl>
@@ -6248,7 +6117,6 @@
             <w:pPr>
               <w:jc w:val="center"/>
               <w:rPr>
-                <w:rFonts w:hint="eastAsia"/>
                 <w:b/>
                 <w:bCs/>
               </w:rPr>
@@ -6272,7 +6140,6 @@
             <w:pPr>
               <w:jc w:val="center"/>
               <w:rPr>
-                <w:rFonts w:hint="eastAsia"/>
                 <w:b/>
                 <w:bCs/>
               </w:rPr>
@@ -6296,7 +6163,6 @@
             <w:pPr>
               <w:jc w:val="center"/>
               <w:rPr>
-                <w:rFonts w:hint="eastAsia"/>
                 <w:b/>
                 <w:bCs/>
               </w:rPr>
@@ -6318,11 +6184,6 @@
             <w:tcW w:w="3005" w:type="dxa"/>
           </w:tcPr>
           <w:p>
-            <w:pPr>
-              <w:rPr>
-                <w:rFonts w:hint="eastAsia"/>
-              </w:rPr>
-            </w:pPr>
             <w:r>
               <w:t>P</w:t>
             </w:r>
@@ -6339,11 +6200,6 @@
             <w:tcW w:w="3005" w:type="dxa"/>
           </w:tcPr>
           <w:p>
-            <w:pPr>
-              <w:rPr>
-                <w:rFonts w:hint="eastAsia"/>
-              </w:rPr>
-            </w:pPr>
             <w:r>
               <w:t>B</w:t>
             </w:r>
@@ -6360,11 +6216,6 @@
             <w:tcW w:w="3006" w:type="dxa"/>
           </w:tcPr>
           <w:p>
-            <w:pPr>
-              <w:rPr>
-                <w:rFonts w:hint="eastAsia"/>
-              </w:rPr>
-            </w:pPr>
             <w:r>
               <w:rPr>
                 <w:rFonts w:hint="eastAsia"/>
@@ -6386,11 +6237,6 @@
             <w:tcW w:w="3005" w:type="dxa"/>
           </w:tcPr>
           <w:p>
-            <w:pPr>
-              <w:rPr>
-                <w:rFonts w:hint="eastAsia"/>
-              </w:rPr>
-            </w:pPr>
             <w:r>
               <w:t>S</w:t>
             </w:r>
@@ -6407,11 +6253,6 @@
             <w:tcW w:w="3005" w:type="dxa"/>
           </w:tcPr>
           <w:p>
-            <w:pPr>
-              <w:rPr>
-                <w:rFonts w:hint="eastAsia"/>
-              </w:rPr>
-            </w:pPr>
             <w:r>
               <w:t>V</w:t>
             </w:r>
@@ -6419,20 +6260,27 @@
               <w:rPr>
                 <w:rFonts w:hint="eastAsia"/>
               </w:rPr>
-              <w:t>archar(100)</w:t>
-            </w:r>
-          </w:p>
-        </w:tc>
-        <w:tc>
-          <w:tcPr>
-            <w:tcW w:w="3006" w:type="dxa"/>
-          </w:tcPr>
-          <w:p>
-            <w:pPr>
-              <w:rPr>
-                <w:rFonts w:hint="eastAsia"/>
-              </w:rPr>
-            </w:pPr>
+              <w:t>archar(</w:t>
+            </w:r>
+            <w:r>
+              <w:rPr>
+                <w:rFonts w:hint="eastAsia"/>
+              </w:rPr>
+              <w:t>255</w:t>
+            </w:r>
+            <w:r>
+              <w:rPr>
+                <w:rFonts w:hint="eastAsia"/>
+              </w:rPr>
+              <w:t>)</w:t>
+            </w:r>
+          </w:p>
+        </w:tc>
+        <w:tc>
+          <w:tcPr>
+            <w:tcW w:w="3006" w:type="dxa"/>
+          </w:tcPr>
+          <w:p>
             <w:r>
               <w:t>N</w:t>
             </w:r>
@@ -6441,6 +6289,534 @@
                 <w:rFonts w:hint="eastAsia"/>
               </w:rPr>
               <w:t>ot null, PK</w:t>
+            </w:r>
+          </w:p>
+        </w:tc>
+      </w:tr>
+    </w:tbl>
+    <w:p/>
+    <w:p>
+      <w:pPr>
+        <w:pStyle w:val="a6"/>
+        <w:numPr>
+          <w:ilvl w:val="0"/>
+          <w:numId w:val="1"/>
+        </w:numPr>
+      </w:pPr>
+      <w:r>
+        <w:rPr>
+          <w:rFonts w:hint="eastAsia"/>
+        </w:rPr>
+        <w:t>Users</w:t>
+      </w:r>
+    </w:p>
+    <w:tbl>
+      <w:tblPr>
+        <w:tblStyle w:val="aa"/>
+        <w:tblW w:w="0" w:type="auto"/>
+        <w:tblLook w:val="04A0" w:firstRow="1" w:lastRow="0" w:firstColumn="1" w:lastColumn="0" w:noHBand="0" w:noVBand="1"/>
+      </w:tblPr>
+      <w:tblGrid>
+        <w:gridCol w:w="3031"/>
+        <w:gridCol w:w="2954"/>
+        <w:gridCol w:w="3031"/>
+      </w:tblGrid>
+      <w:tr>
+        <w:tc>
+          <w:tcPr>
+            <w:tcW w:w="3031" w:type="dxa"/>
+            <w:shd w:val="clear" w:color="auto" w:fill="DAE9F7" w:themeFill="text2" w:themeFillTint="1A"/>
+          </w:tcPr>
+          <w:p>
+            <w:pPr>
+              <w:jc w:val="center"/>
+              <w:rPr>
+                <w:b/>
+                <w:bCs/>
+              </w:rPr>
+            </w:pPr>
+            <w:r>
+              <w:rPr>
+                <w:rFonts w:hint="eastAsia"/>
+                <w:b/>
+                <w:bCs/>
+              </w:rPr>
+              <w:t>필드명</w:t>
+            </w:r>
+          </w:p>
+        </w:tc>
+        <w:tc>
+          <w:tcPr>
+            <w:tcW w:w="2954" w:type="dxa"/>
+            <w:shd w:val="clear" w:color="auto" w:fill="DAE9F7" w:themeFill="text2" w:themeFillTint="1A"/>
+          </w:tcPr>
+          <w:p>
+            <w:pPr>
+              <w:jc w:val="center"/>
+              <w:rPr>
+                <w:b/>
+                <w:bCs/>
+              </w:rPr>
+            </w:pPr>
+            <w:r>
+              <w:rPr>
+                <w:rFonts w:hint="eastAsia"/>
+                <w:b/>
+                <w:bCs/>
+              </w:rPr>
+              <w:t>타입</w:t>
+            </w:r>
+          </w:p>
+        </w:tc>
+        <w:tc>
+          <w:tcPr>
+            <w:tcW w:w="3031" w:type="dxa"/>
+            <w:shd w:val="clear" w:color="auto" w:fill="DAE9F7" w:themeFill="text2" w:themeFillTint="1A"/>
+          </w:tcPr>
+          <w:p>
+            <w:pPr>
+              <w:jc w:val="center"/>
+              <w:rPr>
+                <w:b/>
+                <w:bCs/>
+              </w:rPr>
+            </w:pPr>
+            <w:r>
+              <w:rPr>
+                <w:rFonts w:hint="eastAsia"/>
+                <w:b/>
+                <w:bCs/>
+              </w:rPr>
+              <w:t>제약조건</w:t>
+            </w:r>
+          </w:p>
+        </w:tc>
+      </w:tr>
+      <w:tr>
+        <w:tc>
+          <w:tcPr>
+            <w:tcW w:w="3031" w:type="dxa"/>
+          </w:tcPr>
+          <w:p>
+            <w:r>
+              <w:rPr>
+                <w:rFonts w:hint="eastAsia"/>
+              </w:rPr>
+              <w:t>ID</w:t>
+            </w:r>
+          </w:p>
+        </w:tc>
+        <w:tc>
+          <w:tcPr>
+            <w:tcW w:w="2954" w:type="dxa"/>
+          </w:tcPr>
+          <w:p>
+            <w:r>
+              <w:rPr>
+                <w:rFonts w:hint="eastAsia"/>
+              </w:rPr>
+              <w:t>bigint</w:t>
+            </w:r>
+          </w:p>
+        </w:tc>
+        <w:tc>
+          <w:tcPr>
+            <w:tcW w:w="3031" w:type="dxa"/>
+          </w:tcPr>
+          <w:p>
+            <w:pPr>
+              <w:rPr>
+                <w:rFonts w:hint="eastAsia"/>
+              </w:rPr>
+            </w:pPr>
+            <w:r>
+              <w:rPr>
+                <w:rFonts w:hint="eastAsia"/>
+              </w:rPr>
+              <w:t>PK, AUTO_INCREMENT</w:t>
+            </w:r>
+          </w:p>
+        </w:tc>
+      </w:tr>
+      <w:tr>
+        <w:tc>
+          <w:tcPr>
+            <w:tcW w:w="3031" w:type="dxa"/>
+          </w:tcPr>
+          <w:p>
+            <w:pPr>
+              <w:rPr>
+                <w:rFonts w:hint="eastAsia"/>
+              </w:rPr>
+            </w:pPr>
+            <w:r>
+              <w:t>P</w:t>
+            </w:r>
+            <w:r>
+              <w:rPr>
+                <w:rFonts w:hint="eastAsia"/>
+              </w:rPr>
+              <w:t>assword</w:t>
+            </w:r>
+          </w:p>
+        </w:tc>
+        <w:tc>
+          <w:tcPr>
+            <w:tcW w:w="2954" w:type="dxa"/>
+          </w:tcPr>
+          <w:p>
+            <w:pPr>
+              <w:rPr>
+                <w:rFonts w:hint="eastAsia"/>
+              </w:rPr>
+            </w:pPr>
+            <w:r>
+              <w:t>V</w:t>
+            </w:r>
+            <w:r>
+              <w:rPr>
+                <w:rFonts w:hint="eastAsia"/>
+              </w:rPr>
+              <w:t>archar(1000)</w:t>
+            </w:r>
+          </w:p>
+        </w:tc>
+        <w:tc>
+          <w:tcPr>
+            <w:tcW w:w="3031" w:type="dxa"/>
+          </w:tcPr>
+          <w:p>
+            <w:pPr>
+              <w:rPr>
+                <w:rFonts w:hint="eastAsia"/>
+              </w:rPr>
+            </w:pPr>
+            <w:r>
+              <w:t>N</w:t>
+            </w:r>
+            <w:r>
+              <w:rPr>
+                <w:rFonts w:hint="eastAsia"/>
+              </w:rPr>
+              <w:t>ot null</w:t>
+            </w:r>
+          </w:p>
+        </w:tc>
+      </w:tr>
+      <w:tr>
+        <w:tc>
+          <w:tcPr>
+            <w:tcW w:w="3031" w:type="dxa"/>
+          </w:tcPr>
+          <w:p>
+            <w:pPr>
+              <w:rPr>
+                <w:rFonts w:hint="eastAsia"/>
+              </w:rPr>
+            </w:pPr>
+            <w:r>
+              <w:t>N</w:t>
+            </w:r>
+            <w:r>
+              <w:rPr>
+                <w:rFonts w:hint="eastAsia"/>
+              </w:rPr>
+              <w:t>ame_kor</w:t>
+            </w:r>
+          </w:p>
+        </w:tc>
+        <w:tc>
+          <w:tcPr>
+            <w:tcW w:w="2954" w:type="dxa"/>
+          </w:tcPr>
+          <w:p>
+            <w:pPr>
+              <w:rPr>
+                <w:rFonts w:hint="eastAsia"/>
+              </w:rPr>
+            </w:pPr>
+            <w:r>
+              <w:t>V</w:t>
+            </w:r>
+            <w:r>
+              <w:rPr>
+                <w:rFonts w:hint="eastAsia"/>
+              </w:rPr>
+              <w:t>archar(255)</w:t>
+            </w:r>
+          </w:p>
+        </w:tc>
+        <w:tc>
+          <w:tcPr>
+            <w:tcW w:w="3031" w:type="dxa"/>
+          </w:tcPr>
+          <w:p>
+            <w:pPr>
+              <w:rPr>
+                <w:rFonts w:hint="eastAsia"/>
+              </w:rPr>
+            </w:pPr>
+            <w:r>
+              <w:t>N</w:t>
+            </w:r>
+            <w:r>
+              <w:rPr>
+                <w:rFonts w:hint="eastAsia"/>
+              </w:rPr>
+              <w:t>ot null</w:t>
+            </w:r>
+          </w:p>
+        </w:tc>
+      </w:tr>
+      <w:tr>
+        <w:tc>
+          <w:tcPr>
+            <w:tcW w:w="3031" w:type="dxa"/>
+          </w:tcPr>
+          <w:p>
+            <w:r>
+              <w:t>N</w:t>
+            </w:r>
+            <w:r>
+              <w:rPr>
+                <w:rFonts w:hint="eastAsia"/>
+              </w:rPr>
+              <w:t>ame_eng</w:t>
+            </w:r>
+          </w:p>
+        </w:tc>
+        <w:tc>
+          <w:tcPr>
+            <w:tcW w:w="2954" w:type="dxa"/>
+          </w:tcPr>
+          <w:p>
+            <w:pPr>
+              <w:rPr>
+                <w:rFonts w:hint="eastAsia"/>
+              </w:rPr>
+            </w:pPr>
+            <w:r>
+              <w:t>V</w:t>
+            </w:r>
+            <w:r>
+              <w:rPr>
+                <w:rFonts w:hint="eastAsia"/>
+              </w:rPr>
+              <w:t>archar(255)</w:t>
+            </w:r>
+          </w:p>
+        </w:tc>
+        <w:tc>
+          <w:tcPr>
+            <w:tcW w:w="3031" w:type="dxa"/>
+          </w:tcPr>
+          <w:p>
+            <w:r>
+              <w:rPr>
+                <w:rFonts w:hint="eastAsia"/>
+              </w:rPr>
+              <w:t>not null</w:t>
+            </w:r>
+          </w:p>
+        </w:tc>
+      </w:tr>
+      <w:tr>
+        <w:tc>
+          <w:tcPr>
+            <w:tcW w:w="3031" w:type="dxa"/>
+          </w:tcPr>
+          <w:p>
+            <w:pPr>
+              <w:rPr>
+                <w:rFonts w:hint="eastAsia"/>
+              </w:rPr>
+            </w:pPr>
+            <w:r>
+              <w:t>E</w:t>
+            </w:r>
+            <w:r>
+              <w:rPr>
+                <w:rFonts w:hint="eastAsia"/>
+              </w:rPr>
+              <w:t>mail</w:t>
+            </w:r>
+          </w:p>
+        </w:tc>
+        <w:tc>
+          <w:tcPr>
+            <w:tcW w:w="2954" w:type="dxa"/>
+          </w:tcPr>
+          <w:p>
+            <w:pPr>
+              <w:rPr>
+                <w:rFonts w:hint="eastAsia"/>
+              </w:rPr>
+            </w:pPr>
+            <w:r>
+              <w:t>V</w:t>
+            </w:r>
+            <w:r>
+              <w:rPr>
+                <w:rFonts w:hint="eastAsia"/>
+              </w:rPr>
+              <w:t>archar(255)</w:t>
+            </w:r>
+          </w:p>
+        </w:tc>
+        <w:tc>
+          <w:tcPr>
+            <w:tcW w:w="3031" w:type="dxa"/>
+          </w:tcPr>
+          <w:p>
+            <w:pPr>
+              <w:rPr>
+                <w:rFonts w:hint="eastAsia"/>
+              </w:rPr>
+            </w:pPr>
+            <w:r>
+              <w:t>N</w:t>
+            </w:r>
+            <w:r>
+              <w:rPr>
+                <w:rFonts w:hint="eastAsia"/>
+              </w:rPr>
+              <w:t>ot null, unique</w:t>
+            </w:r>
+          </w:p>
+        </w:tc>
+      </w:tr>
+      <w:tr>
+        <w:tc>
+          <w:tcPr>
+            <w:tcW w:w="3031" w:type="dxa"/>
+          </w:tcPr>
+          <w:p>
+            <w:pPr>
+              <w:rPr>
+                <w:rFonts w:hint="eastAsia"/>
+              </w:rPr>
+            </w:pPr>
+            <w:r>
+              <w:t>N</w:t>
+            </w:r>
+            <w:r>
+              <w:rPr>
+                <w:rFonts w:hint="eastAsia"/>
+              </w:rPr>
+              <w:t>ickname</w:t>
+            </w:r>
+          </w:p>
+        </w:tc>
+        <w:tc>
+          <w:tcPr>
+            <w:tcW w:w="2954" w:type="dxa"/>
+          </w:tcPr>
+          <w:p>
+            <w:pPr>
+              <w:rPr>
+                <w:rFonts w:hint="eastAsia"/>
+              </w:rPr>
+            </w:pPr>
+            <w:r>
+              <w:t>V</w:t>
+            </w:r>
+            <w:r>
+              <w:rPr>
+                <w:rFonts w:hint="eastAsia"/>
+              </w:rPr>
+              <w:t>archar(255)</w:t>
+            </w:r>
+          </w:p>
+        </w:tc>
+        <w:tc>
+          <w:tcPr>
+            <w:tcW w:w="3031" w:type="dxa"/>
+          </w:tcPr>
+          <w:p>
+            <w:pPr>
+              <w:rPr>
+                <w:rFonts w:hint="eastAsia"/>
+              </w:rPr>
+            </w:pPr>
+            <w:r>
+              <w:t>N</w:t>
+            </w:r>
+            <w:r>
+              <w:rPr>
+                <w:rFonts w:hint="eastAsia"/>
+              </w:rPr>
+              <w:t>ot null</w:t>
+            </w:r>
+          </w:p>
+        </w:tc>
+      </w:tr>
+      <w:tr>
+        <w:tc>
+          <w:tcPr>
+            <w:tcW w:w="3031" w:type="dxa"/>
+          </w:tcPr>
+          <w:p>
+            <w:pPr>
+              <w:rPr>
+                <w:rFonts w:hint="eastAsia"/>
+              </w:rPr>
+            </w:pPr>
+            <w:r>
+              <w:t>P</w:t>
+            </w:r>
+            <w:r>
+              <w:rPr>
+                <w:rFonts w:hint="eastAsia"/>
+              </w:rPr>
+              <w:t>hone_</w:t>
+            </w:r>
+            <w:r>
+              <w:rPr>
+                <w:rFonts w:hint="eastAsia"/>
+              </w:rPr>
+              <w:t>number</w:t>
+            </w:r>
+          </w:p>
+        </w:tc>
+        <w:tc>
+          <w:tcPr>
+            <w:tcW w:w="2954" w:type="dxa"/>
+          </w:tcPr>
+          <w:p>
+            <w:pPr>
+              <w:rPr>
+                <w:rFonts w:hint="eastAsia"/>
+              </w:rPr>
+            </w:pPr>
+            <w:r>
+              <w:t>V</w:t>
+            </w:r>
+            <w:r>
+              <w:rPr>
+                <w:rFonts w:hint="eastAsia"/>
+              </w:rPr>
+              <w:t>archar(255)</w:t>
+            </w:r>
+          </w:p>
+        </w:tc>
+        <w:tc>
+          <w:tcPr>
+            <w:tcW w:w="3031" w:type="dxa"/>
+          </w:tcPr>
+          <w:p>
+            <w:pPr>
+              <w:rPr>
+                <w:rFonts w:hint="eastAsia"/>
+              </w:rPr>
+            </w:pPr>
+            <w:r>
+              <w:t>N</w:t>
+            </w:r>
+            <w:r>
+              <w:rPr>
+                <w:rFonts w:hint="eastAsia"/>
+              </w:rPr>
+              <w:t>ot null</w:t>
             </w:r>
           </w:p>
         </w:tc>
@@ -6461,6 +6837,56 @@
     </w:sectPr>
   </w:body>
 </w:document>
+</file>
+
+<file path=word/endnotes.xml><?xml version="1.0" encoding="utf-8"?>
+<w:endnotes xmlns:wpc="http://schemas.microsoft.com/office/word/2010/wordprocessingCanvas" xmlns:cx="http://schemas.microsoft.com/office/drawing/2014/chartex" xmlns:cx1="http://schemas.microsoft.com/office/drawing/2015/9/8/chartex" xmlns:cx2="http://schemas.microsoft.com/office/drawing/2015/10/21/chartex" xmlns:cx3="http://schemas.microsoft.com/office/drawing/2016/5/9/chartex" xmlns:cx4="http://schemas.microsoft.com/office/drawing/2016/5/10/chartex" xmlns:cx5="http://schemas.microsoft.com/office/drawing/2016/5/11/chartex" xmlns:cx6="http://schemas.microsoft.com/office/drawing/2016/5/12/chartex" xmlns:cx7="http://schemas.microsoft.com/office/drawing/2016/5/13/chartex" xmlns:cx8="http://schemas.microsoft.com/office/drawing/2016/5/14/chartex" xmlns:mc="http://schemas.openxmlformats.org/markup-compatibility/2006" xmlns:aink="http://schemas.microsoft.com/office/drawing/2016/ink" xmlns:am3d="http://schemas.microsoft.com/office/drawing/2017/model3d" xmlns:o="urn:schemas-microsoft-com:office:office" xmlns:oel="http://schemas.microsoft.com/office/2019/extlst" xmlns:r="http://schemas.openxmlformats.org/officeDocument/2006/relationships" xmlns:m="http://schemas.openxmlformats.org/officeDocument/2006/math" xmlns:v="urn:schemas-microsoft-com:vml" xmlns:wp14="http://schemas.microsoft.com/office/word/2010/wordprocessingDrawing" xmlns:wp="http://schemas.openxmlformats.org/drawingml/2006/wordprocessingDrawing" xmlns:w10="urn:schemas-microsoft-com:office:word" xmlns:w="http://schemas.openxmlformats.org/wordprocessingml/2006/main" xmlns:w14="http://schemas.microsoft.com/office/word/2010/wordml" xmlns:w15="http://schemas.microsoft.com/office/word/2012/wordml" xmlns:w16cex="http://schemas.microsoft.com/office/word/2018/wordml/cex" xmlns:w16cid="http://schemas.microsoft.com/office/word/2016/wordml/cid" xmlns:w16="http://schemas.microsoft.com/office/word/2018/wordml" xmlns:w16du="http://schemas.microsoft.com/office/word/2023/wordml/word16du" xmlns:w16sdtdh="http://schemas.microsoft.com/office/word/2020/wordml/sdtdatahash" xmlns:w16se="http://schemas.microsoft.com/office/word/2015/wordml/symex" xmlns:wpg="http://schemas.microsoft.com/office/word/2010/wordprocessingGroup" xmlns:wpi="http://schemas.microsoft.com/office/word/2010/wordprocessingInk" xmlns:wne="http://schemas.microsoft.com/office/word/2006/wordml" xmlns:wps="http://schemas.microsoft.com/office/word/2010/wordprocessingShape" mc:Ignorable="w14 w15 w16se w16cid w16 w16cex w16sdtdh w16du wp14">
+  <w:endnote w:type="separator" w:id="-1">
+    <w:p>
+      <w:pPr>
+        <w:spacing w:after="0"/>
+      </w:pPr>
+      <w:r>
+        <w:separator/>
+      </w:r>
+    </w:p>
+  </w:endnote>
+  <w:endnote w:type="continuationSeparator" w:id="0">
+    <w:p>
+      <w:pPr>
+        <w:spacing w:after="0"/>
+      </w:pPr>
+      <w:r>
+        <w:continuationSeparator/>
+      </w:r>
+    </w:p>
+  </w:endnote>
+</w:endnotes>
+</file>
+
+<file path=word/footnotes.xml><?xml version="1.0" encoding="utf-8"?>
+<w:footnotes xmlns:wpc="http://schemas.microsoft.com/office/word/2010/wordprocessingCanvas" xmlns:cx="http://schemas.microsoft.com/office/drawing/2014/chartex" xmlns:cx1="http://schemas.microsoft.com/office/drawing/2015/9/8/chartex" xmlns:cx2="http://schemas.microsoft.com/office/drawing/2015/10/21/chartex" xmlns:cx3="http://schemas.microsoft.com/office/drawing/2016/5/9/chartex" xmlns:cx4="http://schemas.microsoft.com/office/drawing/2016/5/10/chartex" xmlns:cx5="http://schemas.microsoft.com/office/drawing/2016/5/11/chartex" xmlns:cx6="http://schemas.microsoft.com/office/drawing/2016/5/12/chartex" xmlns:cx7="http://schemas.microsoft.com/office/drawing/2016/5/13/chartex" xmlns:cx8="http://schemas.microsoft.com/office/drawing/2016/5/14/chartex" xmlns:mc="http://schemas.openxmlformats.org/markup-compatibility/2006" xmlns:aink="http://schemas.microsoft.com/office/drawing/2016/ink" xmlns:am3d="http://schemas.microsoft.com/office/drawing/2017/model3d" xmlns:o="urn:schemas-microsoft-com:office:office" xmlns:oel="http://schemas.microsoft.com/office/2019/extlst" xmlns:r="http://schemas.openxmlformats.org/officeDocument/2006/relationships" xmlns:m="http://schemas.openxmlformats.org/officeDocument/2006/math" xmlns:v="urn:schemas-microsoft-com:vml" xmlns:wp14="http://schemas.microsoft.com/office/word/2010/wordprocessingDrawing" xmlns:wp="http://schemas.openxmlformats.org/drawingml/2006/wordprocessingDrawing" xmlns:w10="urn:schemas-microsoft-com:office:word" xmlns:w="http://schemas.openxmlformats.org/wordprocessingml/2006/main" xmlns:w14="http://schemas.microsoft.com/office/word/2010/wordml" xmlns:w15="http://schemas.microsoft.com/office/word/2012/wordml" xmlns:w16cex="http://schemas.microsoft.com/office/word/2018/wordml/cex" xmlns:w16cid="http://schemas.microsoft.com/office/word/2016/wordml/cid" xmlns:w16="http://schemas.microsoft.com/office/word/2018/wordml" xmlns:w16du="http://schemas.microsoft.com/office/word/2023/wordml/word16du" xmlns:w16sdtdh="http://schemas.microsoft.com/office/word/2020/wordml/sdtdatahash" xmlns:w16se="http://schemas.microsoft.com/office/word/2015/wordml/symex" xmlns:wpg="http://schemas.microsoft.com/office/word/2010/wordprocessingGroup" xmlns:wpi="http://schemas.microsoft.com/office/word/2010/wordprocessingInk" xmlns:wne="http://schemas.microsoft.com/office/word/2006/wordml" xmlns:wps="http://schemas.microsoft.com/office/word/2010/wordprocessingShape" mc:Ignorable="w14 w15 w16se w16cid w16 w16cex w16sdtdh w16du wp14">
+  <w:footnote w:type="separator" w:id="-1">
+    <w:p>
+      <w:pPr>
+        <w:spacing w:after="0"/>
+      </w:pPr>
+      <w:r>
+        <w:separator/>
+      </w:r>
+    </w:p>
+  </w:footnote>
+  <w:footnote w:type="continuationSeparator" w:id="0">
+    <w:p>
+      <w:pPr>
+        <w:spacing w:after="0"/>
+      </w:pPr>
+      <w:r>
+        <w:continuationSeparator/>
+      </w:r>
+    </w:p>
+  </w:footnote>
+</w:footnotes>
 </file>
 
 <file path=word/numbering.xml><?xml version="1.0" encoding="utf-8"?>
@@ -7076,6 +7502,7 @@
   <w:style w:type="paragraph" w:default="1" w:styleId="a">
     <w:name w:val="Normal"/>
     <w:qFormat/>
+    <w:rsid w:val="00730F07"/>
     <w:pPr>
       <w:widowControl w:val="0"/>
       <w:wordWrap w:val="0"/>
@@ -7611,6 +8038,50 @@
       </w:tblBorders>
     </w:tblPr>
   </w:style>
+  <w:style w:type="paragraph" w:styleId="ab">
+    <w:name w:val="header"/>
+    <w:basedOn w:val="a"/>
+    <w:link w:val="Char3"/>
+    <w:uiPriority w:val="99"/>
+    <w:unhideWhenUsed/>
+    <w:rsid w:val="00610DE6"/>
+    <w:pPr>
+      <w:tabs>
+        <w:tab w:val="center" w:pos="4513"/>
+        <w:tab w:val="right" w:pos="9026"/>
+      </w:tabs>
+      <w:snapToGrid w:val="0"/>
+    </w:pPr>
+  </w:style>
+  <w:style w:type="character" w:customStyle="1" w:styleId="Char3">
+    <w:name w:val="머리글 Char"/>
+    <w:basedOn w:val="a0"/>
+    <w:link w:val="ab"/>
+    <w:uiPriority w:val="99"/>
+    <w:rsid w:val="00610DE6"/>
+  </w:style>
+  <w:style w:type="paragraph" w:styleId="ac">
+    <w:name w:val="footer"/>
+    <w:basedOn w:val="a"/>
+    <w:link w:val="Char4"/>
+    <w:uiPriority w:val="99"/>
+    <w:unhideWhenUsed/>
+    <w:rsid w:val="00610DE6"/>
+    <w:pPr>
+      <w:tabs>
+        <w:tab w:val="center" w:pos="4513"/>
+        <w:tab w:val="right" w:pos="9026"/>
+      </w:tabs>
+      <w:snapToGrid w:val="0"/>
+    </w:pPr>
+  </w:style>
+  <w:style w:type="character" w:customStyle="1" w:styleId="Char4">
+    <w:name w:val="바닥글 Char"/>
+    <w:basedOn w:val="a0"/>
+    <w:link w:val="ac"/>
+    <w:uiPriority w:val="99"/>
+    <w:rsid w:val="00610DE6"/>
+  </w:style>
 </w:styles>
 </file>
 
